--- a/Investigacion/Estado del Arte.docx
+++ b/Investigacion/Estado del Arte.docx
@@ -267,7 +267,35 @@
         <w:rPr>
           <w:color w:val="000000"/>
         </w:rPr>
-        <w:t>Esta distinción puede parecer sutil a primera vista, pero tiene consecuencias enormes en la práctica. Un modelo de lenguaje como ChatGPT o Claude responde lo que se le pregunta y espera la siguiente instrucción. Un agente de IA, en cambio, recibe un objetivo, lo descompone en pasos, decide qué herramientas necesita, las usa, revisa si los resultados van en la dirección correcta, corrige el rumbo si es necesario y sigue adelante hasta completar la tarea, todo sin que un ser humano esté validando cada movimiento (Javadex, 2026a).</w:t>
+        <w:t xml:space="preserve">Esta distinción puede parecer sutil a primera vista, pero tiene consecuencias enormes en la práctica. Un modelo de lenguaje como </w:t>
+      </w:r>
+      <w:proofErr w:type="spellStart"/>
+      <w:r>
+        <w:rPr>
+          <w:color w:val="000000"/>
+        </w:rPr>
+        <w:t>ChatGPT</w:t>
+      </w:r>
+      <w:proofErr w:type="spellEnd"/>
+      <w:r>
+        <w:rPr>
+          <w:color w:val="000000"/>
+        </w:rPr>
+        <w:t xml:space="preserve"> o Claude responde lo que se le pregunta y espera la siguiente instrucción. Un agente de IA, en cambio, recibe un objetivo, lo descompone en pasos, decide qué herramientas necesita, las usa, revisa si los resultados van en la dirección correcta, corrige el rumbo si es necesario y sigue adelante hasta completar la tarea, todo sin que un ser humano esté validando cada movimiento (</w:t>
+      </w:r>
+      <w:proofErr w:type="spellStart"/>
+      <w:r>
+        <w:rPr>
+          <w:color w:val="000000"/>
+        </w:rPr>
+        <w:t>Javadex</w:t>
+      </w:r>
+      <w:proofErr w:type="spellEnd"/>
+      <w:r>
+        <w:rPr>
+          <w:color w:val="000000"/>
+        </w:rPr>
+        <w:t>, 2026a).</w:t>
       </w:r>
     </w:p>
     <w:p>
@@ -285,7 +313,19 @@
         <w:rPr>
           <w:color w:val="000000"/>
         </w:rPr>
-        <w:t>El presente documento corresponde al Estado del Arte requerido en la Fase 1 del Prácticum Abril–Agosto 2026, con campo asignado en Agentes de Inteligencia Artificial. El objetivo es presentar una visión actualizada y bien fundamentada de este campo, explorando qué son los agentes de IA desde sus fundamentos, qué está ocurriendo en la industria y en la academia, qué herramientas existen hoy para trabajar con ellos, qué aplicaciones reales están generando valor documentado, y cuáles son los desafíos y tendencias que marcarán el desarrollo de esta tecnología en el corto y mediano plazo.</w:t>
+        <w:t>El presente documento corresponde al Estado del Arte</w:t>
+      </w:r>
+      <w:r>
+        <w:rPr>
+          <w:color w:val="000000"/>
+        </w:rPr>
+        <w:t xml:space="preserve"> </w:t>
+      </w:r>
+      <w:r>
+        <w:rPr>
+          <w:color w:val="000000"/>
+        </w:rPr>
+        <w:t>del Prácticum Abril–Agosto 2026, con campo asignado en Agentes de Inteligencia Artificial. El objetivo es presentar una visión actualizada y bien fundamentada de este campo, explorando qué son los agentes de IA desde sus fundamentos, qué está ocurriendo en la industria y en la academia, qué herramientas existen hoy para trabajar con ellos, qué aplicaciones reales están generando valor documentado, y cuáles son los desafíos y tendencias que marcarán el desarrollo de esta tecnología en el corto y mediano plazo.</w:t>
       </w:r>
     </w:p>
     <w:p>
@@ -336,7 +376,49 @@
         <w:rPr>
           <w:color w:val="000000"/>
         </w:rPr>
-        <w:t>Un agente de IA es un sistema de software que utiliza un modelo de lenguaje como su núcleo de razonamiento para percibir su entorno, tomar decisiones y ejecutar acciones de forma autónoma con el fin de cumplir un objetivo (VA360 Academy, 2026). La diferencia respecto a un chatbot tradicional es fundamental: el chatbot responde lo que se le pregunta siguiendo reglas o patrones fijos, mientras que el agente actúa. Puede buscar información en internet, leer y escribir archivos, enviar correos, ejecutar código, navegar páginas web o coordinarse con otros agentes, según lo que requiera la tarea que tiene asignada.</w:t>
+        <w:t xml:space="preserve">Un agente de IA es un sistema de software que utiliza un modelo de lenguaje como su núcleo de razonamiento para percibir su entorno, tomar decisiones y ejecutar acciones de forma autónoma con el fin de cumplir un objetivo (VA360 </w:t>
+      </w:r>
+      <w:proofErr w:type="spellStart"/>
+      <w:r>
+        <w:rPr>
+          <w:color w:val="000000"/>
+        </w:rPr>
+        <w:t>Academy</w:t>
+      </w:r>
+      <w:proofErr w:type="spellEnd"/>
+      <w:r>
+        <w:rPr>
+          <w:color w:val="000000"/>
+        </w:rPr>
+        <w:t xml:space="preserve">, 2026). La diferencia respecto a un </w:t>
+      </w:r>
+      <w:proofErr w:type="spellStart"/>
+      <w:r>
+        <w:rPr>
+          <w:color w:val="000000"/>
+        </w:rPr>
+        <w:t>chatbot</w:t>
+      </w:r>
+      <w:proofErr w:type="spellEnd"/>
+      <w:r>
+        <w:rPr>
+          <w:color w:val="000000"/>
+        </w:rPr>
+        <w:t xml:space="preserve"> tradicional es fundamental: el </w:t>
+      </w:r>
+      <w:proofErr w:type="spellStart"/>
+      <w:r>
+        <w:rPr>
+          <w:color w:val="000000"/>
+        </w:rPr>
+        <w:t>chatbot</w:t>
+      </w:r>
+      <w:proofErr w:type="spellEnd"/>
+      <w:r>
+        <w:rPr>
+          <w:color w:val="000000"/>
+        </w:rPr>
+        <w:t xml:space="preserve"> responde lo que se le pregunta siguiendo reglas o patrones fijos, mientras que el agente actúa. Puede buscar información en internet, leer y escribir archivos, enviar correos, ejecutar código, navegar páginas web o coordinarse con otros agentes, según lo que requiera la tarea que tiene asignada.</w:t>
       </w:r>
     </w:p>
     <w:p>
@@ -373,7 +455,77 @@
           <w:color w:val="000000"/>
         </w:rPr>
         <w:lastRenderedPageBreak/>
-        <w:t>También conviene distinguir el agente del concepto de automatización tradicional basada en reglas (conocida como RPA, del inglés Robotic Process Automation). La diferencia está en la flexibilidad: un sistema de automatización tradicional sigue instrucciones fijas y falla cuando algo sale del guión predefinido. Un agente de IA puede adaptarse a situaciones inesperadas, manejar ambigüedades y tomar decisiones en contextos que no fueron programados explícitamente (VA360 Academy, 2026).</w:t>
+        <w:t xml:space="preserve">También conviene distinguir el agente del concepto de automatización tradicional basada en reglas (conocida como RPA, del inglés </w:t>
+      </w:r>
+      <w:proofErr w:type="spellStart"/>
+      <w:r>
+        <w:rPr>
+          <w:color w:val="000000"/>
+        </w:rPr>
+        <w:t>Robotic</w:t>
+      </w:r>
+      <w:proofErr w:type="spellEnd"/>
+      <w:r>
+        <w:rPr>
+          <w:color w:val="000000"/>
+        </w:rPr>
+        <w:t xml:space="preserve"> </w:t>
+      </w:r>
+      <w:proofErr w:type="spellStart"/>
+      <w:r>
+        <w:rPr>
+          <w:color w:val="000000"/>
+        </w:rPr>
+        <w:t>Process</w:t>
+      </w:r>
+      <w:proofErr w:type="spellEnd"/>
+      <w:r>
+        <w:rPr>
+          <w:color w:val="000000"/>
+        </w:rPr>
+        <w:t xml:space="preserve"> </w:t>
+      </w:r>
+      <w:proofErr w:type="spellStart"/>
+      <w:r>
+        <w:rPr>
+          <w:color w:val="000000"/>
+        </w:rPr>
+        <w:t>Automation</w:t>
+      </w:r>
+      <w:proofErr w:type="spellEnd"/>
+      <w:r>
+        <w:rPr>
+          <w:color w:val="000000"/>
+        </w:rPr>
+        <w:t xml:space="preserve">). La diferencia está en la flexibilidad: un sistema de automatización tradicional sigue instrucciones fijas y falla cuando algo sale del </w:t>
+      </w:r>
+      <w:proofErr w:type="spellStart"/>
+      <w:r>
+        <w:rPr>
+          <w:color w:val="000000"/>
+        </w:rPr>
+        <w:t>guión</w:t>
+      </w:r>
+      <w:proofErr w:type="spellEnd"/>
+      <w:r>
+        <w:rPr>
+          <w:color w:val="000000"/>
+        </w:rPr>
+        <w:t xml:space="preserve"> predefinido. Un agente de IA puede adaptarse a situaciones inesperadas, manejar ambigüedades y tomar decisiones en contextos que no fueron programados explícitamente (VA360 </w:t>
+      </w:r>
+      <w:proofErr w:type="spellStart"/>
+      <w:r>
+        <w:rPr>
+          <w:color w:val="000000"/>
+        </w:rPr>
+        <w:t>Academy</w:t>
+      </w:r>
+      <w:proofErr w:type="spellEnd"/>
+      <w:r>
+        <w:rPr>
+          <w:color w:val="000000"/>
+        </w:rPr>
+        <w:t>, 2026).</w:t>
       </w:r>
     </w:p>
     <w:p>
@@ -416,7 +568,49 @@
         <w:rPr>
           <w:color w:val="000000"/>
         </w:rPr>
-        <w:t>El primero y más importante es el modelo de lenguaje que actúa como cerebro del sistema. Es el componente que razona, interpreta las instrucciones y decide qué acción tomar en cada momento. Puede ser cualquier modelo de lenguaje de calidad suficiente: GPT-4o de OpenAI, Claude de Anthropic, Gemini de Google, entre otros (Javadex, 2026b).</w:t>
+        <w:t xml:space="preserve">El primero y más importante es el modelo de lenguaje que actúa como cerebro del sistema. Es el componente que razona, interpreta las instrucciones y decide qué acción tomar en cada momento. Puede ser cualquier modelo de lenguaje de calidad suficiente: GPT-4o de </w:t>
+      </w:r>
+      <w:proofErr w:type="spellStart"/>
+      <w:r>
+        <w:rPr>
+          <w:color w:val="000000"/>
+        </w:rPr>
+        <w:t>OpenAI</w:t>
+      </w:r>
+      <w:proofErr w:type="spellEnd"/>
+      <w:r>
+        <w:rPr>
+          <w:color w:val="000000"/>
+        </w:rPr>
+        <w:t xml:space="preserve">, Claude de </w:t>
+      </w:r>
+      <w:proofErr w:type="spellStart"/>
+      <w:r>
+        <w:rPr>
+          <w:color w:val="000000"/>
+        </w:rPr>
+        <w:t>Anthropic</w:t>
+      </w:r>
+      <w:proofErr w:type="spellEnd"/>
+      <w:r>
+        <w:rPr>
+          <w:color w:val="000000"/>
+        </w:rPr>
+        <w:t>, Gemini de Google, entre otros (</w:t>
+      </w:r>
+      <w:proofErr w:type="spellStart"/>
+      <w:r>
+        <w:rPr>
+          <w:color w:val="000000"/>
+        </w:rPr>
+        <w:t>Javadex</w:t>
+      </w:r>
+      <w:proofErr w:type="spellEnd"/>
+      <w:r>
+        <w:rPr>
+          <w:color w:val="000000"/>
+        </w:rPr>
+        <w:t>, 2026b).</w:t>
       </w:r>
     </w:p>
     <w:p>
@@ -452,7 +646,35 @@
         <w:rPr>
           <w:color w:val="000000"/>
         </w:rPr>
-        <w:t>El tercer componente son las herramientas, que son las capacidades que tiene el agente para interactuar con el mundo exterior. Estas pueden incluir búsqueda en internet, lectura y escritura de archivos, ejecución de código, envío de correos electrónicos, consulta de bases de datos, navegación de páginas web o uso de APIs externas. Cuantas más herramientas tiene disponibles un agente y mejor sabe cuándo usar cada una, más útil resulta (ITSitio, 2025).</w:t>
+        <w:t xml:space="preserve">El tercer componente son las herramientas, que son las capacidades que tiene el agente para interactuar con el mundo exterior. Estas pueden incluir búsqueda en internet, lectura y escritura de archivos, ejecución de código, envío de correos electrónicos, consulta de bases de datos, navegación de páginas web o uso de </w:t>
+      </w:r>
+      <w:proofErr w:type="spellStart"/>
+      <w:r>
+        <w:rPr>
+          <w:color w:val="000000"/>
+        </w:rPr>
+        <w:t>APIs</w:t>
+      </w:r>
+      <w:proofErr w:type="spellEnd"/>
+      <w:r>
+        <w:rPr>
+          <w:color w:val="000000"/>
+        </w:rPr>
+        <w:t xml:space="preserve"> externas. Cuantas más herramientas tiene disponibles un agente y mejor sabe cuándo usar cada una, más útil resulta (</w:t>
+      </w:r>
+      <w:proofErr w:type="spellStart"/>
+      <w:r>
+        <w:rPr>
+          <w:color w:val="000000"/>
+        </w:rPr>
+        <w:t>ITSitio</w:t>
+      </w:r>
+      <w:proofErr w:type="spellEnd"/>
+      <w:r>
+        <w:rPr>
+          <w:color w:val="000000"/>
+        </w:rPr>
+        <w:t>, 2025).</w:t>
       </w:r>
     </w:p>
     <w:p>
@@ -488,7 +710,63 @@
         <w:rPr>
           <w:color w:val="000000"/>
         </w:rPr>
-        <w:t>El quinto es el ciclo de razonamiento, conocido en la literatura técnica como patrón ReAct, del inglés Reasoning and Acting. Este es el bucle fundamental mediante el cual el agente razona sobre qué hacer, ejecuta una acción, observa el resultado y decide el siguiente paso. Es la arquitectura más extendida en la actualidad y el fundamento sobre el que se construyen la mayoría de los agentes disponibles hoy (Pillitteri, 2026).</w:t>
+        <w:t xml:space="preserve">El quinto es el ciclo de razonamiento, conocido en la literatura técnica como patrón </w:t>
+      </w:r>
+      <w:proofErr w:type="spellStart"/>
+      <w:r>
+        <w:rPr>
+          <w:color w:val="000000"/>
+        </w:rPr>
+        <w:t>ReAct</w:t>
+      </w:r>
+      <w:proofErr w:type="spellEnd"/>
+      <w:r>
+        <w:rPr>
+          <w:color w:val="000000"/>
+        </w:rPr>
+        <w:t xml:space="preserve">, del inglés </w:t>
+      </w:r>
+      <w:proofErr w:type="spellStart"/>
+      <w:r>
+        <w:rPr>
+          <w:color w:val="000000"/>
+        </w:rPr>
+        <w:t>Reasoning</w:t>
+      </w:r>
+      <w:proofErr w:type="spellEnd"/>
+      <w:r>
+        <w:rPr>
+          <w:color w:val="000000"/>
+        </w:rPr>
+        <w:t xml:space="preserve"> and </w:t>
+      </w:r>
+      <w:proofErr w:type="spellStart"/>
+      <w:r>
+        <w:rPr>
+          <w:color w:val="000000"/>
+        </w:rPr>
+        <w:t>Acting</w:t>
+      </w:r>
+      <w:proofErr w:type="spellEnd"/>
+      <w:r>
+        <w:rPr>
+          <w:color w:val="000000"/>
+        </w:rPr>
+        <w:t>. Este es el bucle fundamental mediante el cual el agente razona sobre qué hacer, ejecuta una acción, observa el resultado y decide el siguiente paso. Es la arquitectura más extendida en la actualidad y el fundamento sobre el que se construyen la mayoría de los agentes disponibles hoy (</w:t>
+      </w:r>
+      <w:proofErr w:type="spellStart"/>
+      <w:r>
+        <w:rPr>
+          <w:color w:val="000000"/>
+        </w:rPr>
+        <w:t>Pillitteri</w:t>
+      </w:r>
+      <w:proofErr w:type="spellEnd"/>
+      <w:r>
+        <w:rPr>
+          <w:color w:val="000000"/>
+        </w:rPr>
+        <w:t>, 2026).</w:t>
       </w:r>
     </w:p>
     <w:p>
@@ -528,7 +806,21 @@
           <w:color w:val="000000"/>
         </w:rPr>
         <w:lastRenderedPageBreak/>
-        <w:t>el año del descubrimiento masivo de los modelos de lenguaje y 2024 el de la integración experimental en algunos procesos específicos, 2025 marcó el inicio del despliegue serio y 2026 es el año en que estas tecnologías empiezan a comportarse como infraestructura, es decir, como algo que simplemente está ahí y sobre lo que se construyen los procesos del día a día, de la misma manera que hoy se construyen sobre internet o la computación en la nube (Javadex, 2026a).</w:t>
+        <w:t>el año del descubrimiento masivo de los modelos de lenguaje y 2024 el de la integración experimental en algunos procesos específicos, 2025 marcó el inicio del despliegue serio y 2026 es el año en que estas tecnologías empiezan a comportarse como infraestructura, es decir, como algo que simplemente está ahí y sobre lo que se construyen los procesos del día a día, de la misma manera que hoy se construyen sobre internet o la computación en la nube (</w:t>
+      </w:r>
+      <w:proofErr w:type="spellStart"/>
+      <w:r>
+        <w:rPr>
+          <w:color w:val="000000"/>
+        </w:rPr>
+        <w:t>Javadex</w:t>
+      </w:r>
+      <w:proofErr w:type="spellEnd"/>
+      <w:r>
+        <w:rPr>
+          <w:color w:val="000000"/>
+        </w:rPr>
+        <w:t>, 2026a).</w:t>
       </w:r>
     </w:p>
     <w:p>
@@ -546,7 +838,21 @@
         <w:rPr>
           <w:color w:val="000000"/>
         </w:rPr>
-        <w:t>Los datos disponibles confirman esta tendencia. Según cifras de Gartner citadas ampliamente en el ecosistema tecnológico, para finales de 2026 más del 80% de las empresas habrá desplegado algún tipo de agente de IA en sus procesos operativos (Nytelweb, 2026). El mercado global de inteligencia artificial agentiva alcanzó los 45 mil millones de dólares en febrero de 2026, y un 74% de las empresas encuestadas manifestó que planea incorporar agentes autónomos en los próximos dos años (Ecosistema Startup, 2026a). En el contexto latinoamericano, el mercado de IA en general cerró 2025 en 5,79 mil millones de dólares y se proyecta que alcance los 34,62 mil millones para 2033, con una tasa de crecimiento anual del 22,9% (Ecosistema Startup, 2026b).</w:t>
+        <w:t>Los datos disponibles confirman esta tendencia. Según cifras de Gartner citadas ampliamente en el ecosistema tecnológico, para finales de 2026 más del 80% de las empresas habrá desplegado algún tipo de agente de IA en sus procesos operativos (</w:t>
+      </w:r>
+      <w:proofErr w:type="spellStart"/>
+      <w:r>
+        <w:rPr>
+          <w:color w:val="000000"/>
+        </w:rPr>
+        <w:t>Nytelweb</w:t>
+      </w:r>
+      <w:proofErr w:type="spellEnd"/>
+      <w:r>
+        <w:rPr>
+          <w:color w:val="000000"/>
+        </w:rPr>
+        <w:t>, 2026). El mercado global de inteligencia artificial agentiva alcanzó los 45 mil millones de dólares en febrero de 2026, y un 74% de las empresas encuestadas manifestó que planea incorporar agentes autónomos en los próximos dos años (Ecosistema Startup, 2026a). En el contexto latinoamericano, el mercado de IA en general cerró 2025 en 5,79 mil millones de dólares y se proyecta que alcance los 34,62 mil millones para 2033, con una tasa de crecimiento anual del 22,9% (Ecosistema Startup, 2026b).</w:t>
       </w:r>
     </w:p>
     <w:p>
@@ -564,7 +870,21 @@
         <w:rPr>
           <w:color w:val="000000"/>
         </w:rPr>
-        <w:t xml:space="preserve">Un dato especialmente relevante para entender el estado real de la adopción es que, a pesar de este crecimiento acelerado, solo el 21,6% de las empresas españolas había incorporado IA de forma sistemática en sus procesos internos hasta principios de 2026, una cifra similar en varios países latinoamericanos (Novantin, 2026). Esto indica que hay una brecha significativa entre los que ya adoptaron la tecnología y el grueso del mercado, lo que también significa que </w:t>
+        <w:t>Un dato especialmente relevante para entender el estado real de la adopción es que, a pesar de este crecimiento acelerado, solo el 21,6% de las empresas españolas había incorporado IA de forma sistemática en sus procesos internos hasta principios de 2026, una cifra similar en varios países latinoamericanos (</w:t>
+      </w:r>
+      <w:proofErr w:type="spellStart"/>
+      <w:r>
+        <w:rPr>
+          <w:color w:val="000000"/>
+        </w:rPr>
+        <w:t>Novantin</w:t>
+      </w:r>
+      <w:proofErr w:type="spellEnd"/>
+      <w:r>
+        <w:rPr>
+          <w:color w:val="000000"/>
+        </w:rPr>
+        <w:t xml:space="preserve">, 2026). Esto indica que hay una brecha significativa entre los que ya adoptaron la tecnología y el grueso del mercado, lo que también significa que </w:t>
       </w:r>
       <w:r>
         <w:rPr>
@@ -596,7 +916,21 @@
         <w:rPr>
           <w:color w:val="000000"/>
         </w:rPr>
-        <w:t>Una de las transformaciones más importantes en el discurso empresarial sobre IA durante este período es el cambio de lenguaje: las organizaciones han dejado de preguntarse si deberían usar inteligencia artificial para preguntarse qué procesos concretos deberían automatizar primero. Este cambio tiene consecuencias profundas porque implica que la discusión ya no es filosófica ni estratégica en términos abstractos, sino táctica e inmediata (Javadex, 2026a).</w:t>
+        <w:t>Una de las transformaciones más importantes en el discurso empresarial sobre IA durante este período es el cambio de lenguaje: las organizaciones han dejado de preguntarse si deberían usar inteligencia artificial para preguntarse qué procesos concretos deberían automatizar primero. Este cambio tiene consecuencias profundas porque implica que la discusión ya no es filosófica ni estratégica en términos abstractos, sino táctica e inmediata (</w:t>
+      </w:r>
+      <w:proofErr w:type="spellStart"/>
+      <w:r>
+        <w:rPr>
+          <w:color w:val="000000"/>
+        </w:rPr>
+        <w:t>Javadex</w:t>
+      </w:r>
+      <w:proofErr w:type="spellEnd"/>
+      <w:r>
+        <w:rPr>
+          <w:color w:val="000000"/>
+        </w:rPr>
+        <w:t>, 2026a).</w:t>
       </w:r>
     </w:p>
     <w:p>
@@ -614,7 +948,35 @@
         <w:rPr>
           <w:color w:val="000000"/>
         </w:rPr>
-        <w:t>Según el informe State of AI 2026 de McKinsey, las empresas que han pasado de la fase de experimentación a la de despliegue sistemático comparten un rasgo común: no intentaron automatizar todo al mismo tiempo, sino que identificaron primero el proceso que más tiempo o dinero les costaba y empezaron por ahí. El 80% de los fracasos en implementación de IA, según ese mismo informe, ocurre cuando las organizaciones eligen la tecnología antes que el problema que quieren resolver (Ecosistema Startup, 2026b).</w:t>
+        <w:t xml:space="preserve">Según el informe </w:t>
+      </w:r>
+      <w:proofErr w:type="spellStart"/>
+      <w:r>
+        <w:rPr>
+          <w:color w:val="000000"/>
+        </w:rPr>
+        <w:t>State</w:t>
+      </w:r>
+      <w:proofErr w:type="spellEnd"/>
+      <w:r>
+        <w:rPr>
+          <w:color w:val="000000"/>
+        </w:rPr>
+        <w:t xml:space="preserve"> </w:t>
+      </w:r>
+      <w:proofErr w:type="spellStart"/>
+      <w:r>
+        <w:rPr>
+          <w:color w:val="000000"/>
+        </w:rPr>
+        <w:t>of</w:t>
+      </w:r>
+      <w:proofErr w:type="spellEnd"/>
+      <w:r>
+        <w:rPr>
+          <w:color w:val="000000"/>
+        </w:rPr>
+        <w:t xml:space="preserve"> AI 2026 de McKinsey, las empresas que han pasado de la fase de experimentación a la de despliegue sistemático comparten un rasgo común: no intentaron automatizar todo al mismo tiempo, sino que identificaron primero el proceso que más tiempo o dinero les costaba y empezaron por ahí. El 80% de los fracasos en implementación de IA, según ese mismo informe, ocurre cuando las organizaciones eligen la tecnología antes que el problema que quieren resolver (Ecosistema Startup, 2026b).</w:t>
       </w:r>
     </w:p>
     <w:p>
@@ -632,7 +994,21 @@
         <w:rPr>
           <w:color w:val="000000"/>
         </w:rPr>
-        <w:t>Este contexto también explica por qué el ecosistema de herramientas ha evolucionado tan rápidamente hacia opciones accesibles para usuarios sin formación técnica profunda. Si antes construir un agente de IA requería un equipo de ingenieros especializados durante semanas, hoy existen plataformas que permiten a un profesional de ventas, de marketing o de recursos humanos construir su propio agente para automatizar tareas específicas de su área, sin escribir una sola línea de código (VA360 Academy, 2026).</w:t>
+        <w:t xml:space="preserve">Este contexto también explica por qué el ecosistema de herramientas ha evolucionado tan rápidamente hacia opciones accesibles para usuarios sin formación técnica profunda. Si antes construir un agente de IA requería un equipo de ingenieros especializados durante semanas, hoy existen plataformas que permiten a un profesional de ventas, de marketing o de recursos humanos construir su propio agente para automatizar tareas específicas de su área, sin escribir una sola línea de código (VA360 </w:t>
+      </w:r>
+      <w:proofErr w:type="spellStart"/>
+      <w:r>
+        <w:rPr>
+          <w:color w:val="000000"/>
+        </w:rPr>
+        <w:t>Academy</w:t>
+      </w:r>
+      <w:proofErr w:type="spellEnd"/>
+      <w:r>
+        <w:rPr>
+          <w:color w:val="000000"/>
+        </w:rPr>
+        <w:t>, 2026).</w:t>
       </w:r>
     </w:p>
     <w:p>
@@ -671,11 +1047,103 @@
         <w:ind w:firstLine="720"/>
         <w:jc w:val="both"/>
       </w:pPr>
-      <w:r>
-        <w:rPr>
-          <w:color w:val="000000"/>
-        </w:rPr>
-        <w:t>Anthropic, creadora del modelo Claude, ha tomado una apuesta diferenciadora en este mercado: en lugar de competir únicamente en capacidades brutas, ha centrado su propuesta en la seguridad y confiabilidad de sus agentes. Su enfoque de Constitutional AI y el desarrollo del Model Context Protocol (MCP) son dos ejemplos de cómo esta empresa busca liderar no solo en rendimiento sino en la forma en que los agentes interactúan con el mundo de manera segura y predecible (Aprender21, 2026). Sus modelos actuales Claude Sonnet 4.6 y Opus 4.6, junto con Claude Code como agente especializado en programación, representan su oferta principal en el mercado de agentes.</w:t>
+      <w:proofErr w:type="spellStart"/>
+      <w:r>
+        <w:rPr>
+          <w:color w:val="000000"/>
+        </w:rPr>
+        <w:t>Anthropic</w:t>
+      </w:r>
+      <w:proofErr w:type="spellEnd"/>
+      <w:r>
+        <w:rPr>
+          <w:color w:val="000000"/>
+        </w:rPr>
+        <w:t xml:space="preserve">, creadora del modelo Claude, ha tomado una apuesta diferenciadora en este mercado: en lugar de competir únicamente en capacidades brutas, ha centrado su propuesta en la seguridad y confiabilidad de sus agentes. Su enfoque de </w:t>
+      </w:r>
+      <w:proofErr w:type="spellStart"/>
+      <w:r>
+        <w:rPr>
+          <w:color w:val="000000"/>
+        </w:rPr>
+        <w:t>Constitutional</w:t>
+      </w:r>
+      <w:proofErr w:type="spellEnd"/>
+      <w:r>
+        <w:rPr>
+          <w:color w:val="000000"/>
+        </w:rPr>
+        <w:t xml:space="preserve"> AI y el desarrollo del </w:t>
+      </w:r>
+      <w:proofErr w:type="spellStart"/>
+      <w:r>
+        <w:rPr>
+          <w:color w:val="000000"/>
+        </w:rPr>
+        <w:t>Model</w:t>
+      </w:r>
+      <w:proofErr w:type="spellEnd"/>
+      <w:r>
+        <w:rPr>
+          <w:color w:val="000000"/>
+        </w:rPr>
+        <w:t xml:space="preserve"> </w:t>
+      </w:r>
+      <w:proofErr w:type="spellStart"/>
+      <w:r>
+        <w:rPr>
+          <w:color w:val="000000"/>
+        </w:rPr>
+        <w:t>Context</w:t>
+      </w:r>
+      <w:proofErr w:type="spellEnd"/>
+      <w:r>
+        <w:rPr>
+          <w:color w:val="000000"/>
+        </w:rPr>
+        <w:t xml:space="preserve"> </w:t>
+      </w:r>
+      <w:proofErr w:type="spellStart"/>
+      <w:r>
+        <w:rPr>
+          <w:color w:val="000000"/>
+        </w:rPr>
+        <w:t>Protocol</w:t>
+      </w:r>
+      <w:proofErr w:type="spellEnd"/>
+      <w:r>
+        <w:rPr>
+          <w:color w:val="000000"/>
+        </w:rPr>
+        <w:t xml:space="preserve"> (MCP) son dos ejemplos de cómo esta empresa busca liderar no solo en rendimiento sino en la forma en que los agentes interactúan con el mundo de manera segura y predecible (Aprender21, 2026). Sus modelos actuales Claude </w:t>
+      </w:r>
+      <w:proofErr w:type="spellStart"/>
+      <w:r>
+        <w:rPr>
+          <w:color w:val="000000"/>
+        </w:rPr>
+        <w:t>Sonnet</w:t>
+      </w:r>
+      <w:proofErr w:type="spellEnd"/>
+      <w:r>
+        <w:rPr>
+          <w:color w:val="000000"/>
+        </w:rPr>
+        <w:t xml:space="preserve"> 4.6 y Opus 4.6, junto con Claude </w:t>
+      </w:r>
+      <w:proofErr w:type="spellStart"/>
+      <w:r>
+        <w:rPr>
+          <w:color w:val="000000"/>
+        </w:rPr>
+        <w:t>Code</w:t>
+      </w:r>
+      <w:proofErr w:type="spellEnd"/>
+      <w:r>
+        <w:rPr>
+          <w:color w:val="000000"/>
+        </w:rPr>
+        <w:t xml:space="preserve"> como agente especializado en programación, representan su oferta principal en el mercado de agentes.</w:t>
       </w:r>
     </w:p>
     <w:p>
@@ -689,11 +1157,103 @@
         <w:ind w:firstLine="720"/>
         <w:jc w:val="both"/>
       </w:pPr>
-      <w:r>
-        <w:rPr>
-          <w:color w:val="000000"/>
-        </w:rPr>
-        <w:t>OpenAI, por su parte, ha desarrollado productos como Operator, un agente capaz de navegar la web de forma autónoma y completar tareas en nombre del usuario, y Deep Research, un agente especializado en investigación que puede consultar múltiples fuentes y producir informes detallados. Microsoft, respaldada por su inversión en OpenAI y su propio laboratorio de investigación, ofrece AutoGen y Copilot Studio como sus principales plataformas de desarrollo de agentes empresariales, con certificaciones específicas para entornos corporativos (Pillitteri, 2026).</w:t>
+      <w:proofErr w:type="spellStart"/>
+      <w:r>
+        <w:rPr>
+          <w:color w:val="000000"/>
+        </w:rPr>
+        <w:t>OpenAI</w:t>
+      </w:r>
+      <w:proofErr w:type="spellEnd"/>
+      <w:r>
+        <w:rPr>
+          <w:color w:val="000000"/>
+        </w:rPr>
+        <w:t xml:space="preserve">, por su parte, ha desarrollado productos como </w:t>
+      </w:r>
+      <w:proofErr w:type="spellStart"/>
+      <w:r>
+        <w:rPr>
+          <w:color w:val="000000"/>
+        </w:rPr>
+        <w:t>Operator</w:t>
+      </w:r>
+      <w:proofErr w:type="spellEnd"/>
+      <w:r>
+        <w:rPr>
+          <w:color w:val="000000"/>
+        </w:rPr>
+        <w:t xml:space="preserve">, un agente capaz de navegar la web de forma autónoma y completar tareas en nombre del usuario, y Deep </w:t>
+      </w:r>
+      <w:proofErr w:type="spellStart"/>
+      <w:r>
+        <w:rPr>
+          <w:color w:val="000000"/>
+        </w:rPr>
+        <w:t>Research</w:t>
+      </w:r>
+      <w:proofErr w:type="spellEnd"/>
+      <w:r>
+        <w:rPr>
+          <w:color w:val="000000"/>
+        </w:rPr>
+        <w:t xml:space="preserve">, un agente especializado en investigación que puede consultar múltiples fuentes y producir informes detallados. Microsoft, respaldada por su inversión en </w:t>
+      </w:r>
+      <w:proofErr w:type="spellStart"/>
+      <w:r>
+        <w:rPr>
+          <w:color w:val="000000"/>
+        </w:rPr>
+        <w:t>OpenAI</w:t>
+      </w:r>
+      <w:proofErr w:type="spellEnd"/>
+      <w:r>
+        <w:rPr>
+          <w:color w:val="000000"/>
+        </w:rPr>
+        <w:t xml:space="preserve"> y su propio laboratorio de investigación, ofrece </w:t>
+      </w:r>
+      <w:proofErr w:type="spellStart"/>
+      <w:r>
+        <w:rPr>
+          <w:color w:val="000000"/>
+        </w:rPr>
+        <w:t>AutoGen</w:t>
+      </w:r>
+      <w:proofErr w:type="spellEnd"/>
+      <w:r>
+        <w:rPr>
+          <w:color w:val="000000"/>
+        </w:rPr>
+        <w:t xml:space="preserve"> y </w:t>
+      </w:r>
+      <w:proofErr w:type="spellStart"/>
+      <w:r>
+        <w:rPr>
+          <w:color w:val="000000"/>
+        </w:rPr>
+        <w:t>Copilot</w:t>
+      </w:r>
+      <w:proofErr w:type="spellEnd"/>
+      <w:r>
+        <w:rPr>
+          <w:color w:val="000000"/>
+        </w:rPr>
+        <w:t xml:space="preserve"> Studio como sus principales plataformas de desarrollo de agentes empresariales, con certificaciones específicas para entornos corporativos (</w:t>
+      </w:r>
+      <w:proofErr w:type="spellStart"/>
+      <w:r>
+        <w:rPr>
+          <w:color w:val="000000"/>
+        </w:rPr>
+        <w:t>Pillitteri</w:t>
+      </w:r>
+      <w:proofErr w:type="spellEnd"/>
+      <w:r>
+        <w:rPr>
+          <w:color w:val="000000"/>
+        </w:rPr>
+        <w:t>, 2026).</w:t>
       </w:r>
     </w:p>
     <w:p>
@@ -712,7 +1272,77 @@
           <w:color w:val="000000"/>
         </w:rPr>
         <w:lastRenderedPageBreak/>
-        <w:t>Google apuesta por Gemini y su plataforma Vertex AI Agents, con la ventaja de la integración nativa con Google Workspace y el uso de sus procesadores especializados TPU para reducir costos de inferencia. Meta, por su parte, ha optado por una estrategia de código abierto a través de la familia de modelos LLaMA 4, que permite a cualquier organización construir agentes personalizados sobre una base potente sin depender de APIs de terceros (Fast.io, 2026).</w:t>
+        <w:t xml:space="preserve">Google apuesta por Gemini y su plataforma </w:t>
+      </w:r>
+      <w:proofErr w:type="spellStart"/>
+      <w:r>
+        <w:rPr>
+          <w:color w:val="000000"/>
+        </w:rPr>
+        <w:t>Vertex</w:t>
+      </w:r>
+      <w:proofErr w:type="spellEnd"/>
+      <w:r>
+        <w:rPr>
+          <w:color w:val="000000"/>
+        </w:rPr>
+        <w:t xml:space="preserve"> AI </w:t>
+      </w:r>
+      <w:proofErr w:type="spellStart"/>
+      <w:r>
+        <w:rPr>
+          <w:color w:val="000000"/>
+        </w:rPr>
+        <w:t>Agents</w:t>
+      </w:r>
+      <w:proofErr w:type="spellEnd"/>
+      <w:r>
+        <w:rPr>
+          <w:color w:val="000000"/>
+        </w:rPr>
+        <w:t xml:space="preserve">, con la ventaja de la integración nativa con Google </w:t>
+      </w:r>
+      <w:proofErr w:type="spellStart"/>
+      <w:r>
+        <w:rPr>
+          <w:color w:val="000000"/>
+        </w:rPr>
+        <w:t>Workspace</w:t>
+      </w:r>
+      <w:proofErr w:type="spellEnd"/>
+      <w:r>
+        <w:rPr>
+          <w:color w:val="000000"/>
+        </w:rPr>
+        <w:t xml:space="preserve"> y el uso de sus procesadores especializados TPU para reducir costos de inferencia. Meta, por su parte, ha optado por una estrategia de código abierto a través de la familia de modelos </w:t>
+      </w:r>
+      <w:proofErr w:type="spellStart"/>
+      <w:r>
+        <w:rPr>
+          <w:color w:val="000000"/>
+        </w:rPr>
+        <w:t>LLaMA</w:t>
+      </w:r>
+      <w:proofErr w:type="spellEnd"/>
+      <w:r>
+        <w:rPr>
+          <w:color w:val="000000"/>
+        </w:rPr>
+        <w:t xml:space="preserve"> 4, que permite a cualquier organización construir agentes personalizados sobre una base potente sin depender de </w:t>
+      </w:r>
+      <w:proofErr w:type="spellStart"/>
+      <w:r>
+        <w:rPr>
+          <w:color w:val="000000"/>
+        </w:rPr>
+        <w:t>APIs</w:t>
+      </w:r>
+      <w:proofErr w:type="spellEnd"/>
+      <w:r>
+        <w:rPr>
+          <w:color w:val="000000"/>
+        </w:rPr>
+        <w:t xml:space="preserve"> de terceros (Fast.io, 2026).</w:t>
       </w:r>
     </w:p>
     <w:p>
@@ -770,14 +1400,134 @@
         <w:rPr>
           <w:color w:val="000000"/>
         </w:rPr>
-        <w:t xml:space="preserve">El patrón ReAct sigue siendo la arquitectura dominante para agentes de propósito general, pero la investigación actual explora variantes más sofisticadas. Los llamados Deep Agents, popularizados por aplicaciones como Claude Code o el módulo Deep Research de OpenAI, combinan múltiples sub-agentes especializados, sistemas de memoria persistente y mecanismos de planificación a largo plazo (DataCamp, 2025). El objetivo es que el agente pueda manejar tareas que requieren días o semanas de trabajo, no solo minutos. La arquitectura de estos sistemas combina prompts de sistema muy detallados, herramientas de planificación, </w:t>
-      </w:r>
+        <w:t xml:space="preserve">El patrón </w:t>
+      </w:r>
+      <w:proofErr w:type="spellStart"/>
+      <w:r>
+        <w:rPr>
+          <w:color w:val="000000"/>
+        </w:rPr>
+        <w:t>ReAct</w:t>
+      </w:r>
+      <w:proofErr w:type="spellEnd"/>
+      <w:r>
+        <w:rPr>
+          <w:color w:val="000000"/>
+        </w:rPr>
+        <w:t xml:space="preserve"> sigue siendo la arquitectura dominante para agentes de propósito general, pero la investigación actual explora variantes más sofisticadas. Los llamados Deep </w:t>
+      </w:r>
+      <w:proofErr w:type="spellStart"/>
+      <w:r>
+        <w:rPr>
+          <w:color w:val="000000"/>
+        </w:rPr>
+        <w:t>Agents</w:t>
+      </w:r>
+      <w:proofErr w:type="spellEnd"/>
+      <w:r>
+        <w:rPr>
+          <w:color w:val="000000"/>
+        </w:rPr>
+        <w:t xml:space="preserve">, popularizados por aplicaciones como Claude </w:t>
+      </w:r>
+      <w:proofErr w:type="spellStart"/>
+      <w:r>
+        <w:rPr>
+          <w:color w:val="000000"/>
+        </w:rPr>
+        <w:t>Code</w:t>
+      </w:r>
+      <w:proofErr w:type="spellEnd"/>
+      <w:r>
+        <w:rPr>
+          <w:color w:val="000000"/>
+        </w:rPr>
+        <w:t xml:space="preserve"> o el módulo Deep </w:t>
+      </w:r>
+      <w:proofErr w:type="spellStart"/>
+      <w:r>
+        <w:rPr>
+          <w:color w:val="000000"/>
+        </w:rPr>
+        <w:t>Research</w:t>
+      </w:r>
+      <w:proofErr w:type="spellEnd"/>
+      <w:r>
+        <w:rPr>
+          <w:color w:val="000000"/>
+        </w:rPr>
+        <w:t xml:space="preserve"> de </w:t>
+      </w:r>
+      <w:proofErr w:type="spellStart"/>
+      <w:r>
+        <w:rPr>
+          <w:color w:val="000000"/>
+        </w:rPr>
+        <w:t>OpenAI</w:t>
+      </w:r>
+      <w:proofErr w:type="spellEnd"/>
+      <w:r>
+        <w:rPr>
+          <w:color w:val="000000"/>
+        </w:rPr>
+        <w:t xml:space="preserve">, combinan múltiples </w:t>
+      </w:r>
+      <w:proofErr w:type="spellStart"/>
+      <w:r>
+        <w:rPr>
+          <w:color w:val="000000"/>
+        </w:rPr>
+        <w:t>sub-agentes</w:t>
+      </w:r>
+      <w:proofErr w:type="spellEnd"/>
+      <w:r>
+        <w:rPr>
+          <w:color w:val="000000"/>
+        </w:rPr>
+        <w:t xml:space="preserve"> especializados, sistemas de memoria persistente y mecanismos de planificación a largo plazo (</w:t>
+      </w:r>
+      <w:proofErr w:type="spellStart"/>
+      <w:r>
+        <w:rPr>
+          <w:color w:val="000000"/>
+        </w:rPr>
+        <w:t>DataCamp</w:t>
+      </w:r>
+      <w:proofErr w:type="spellEnd"/>
+      <w:r>
+        <w:rPr>
+          <w:color w:val="000000"/>
+        </w:rPr>
+        <w:t xml:space="preserve">, 2025). El objetivo es que el agente pueda manejar tareas que requieren días o semanas de trabajo, no solo minutos. La arquitectura de estos sistemas combina </w:t>
+      </w:r>
+      <w:proofErr w:type="spellStart"/>
+      <w:r>
+        <w:rPr>
+          <w:color w:val="000000"/>
+        </w:rPr>
+        <w:t>prompts</w:t>
+      </w:r>
+      <w:proofErr w:type="spellEnd"/>
+      <w:r>
+        <w:rPr>
+          <w:color w:val="000000"/>
+        </w:rPr>
+        <w:t xml:space="preserve"> de sistema muy detallados, herramientas de planificación, </w:t>
+      </w:r>
+      <w:proofErr w:type="spellStart"/>
       <w:r>
         <w:rPr>
           <w:color w:val="000000"/>
         </w:rPr>
         <w:lastRenderedPageBreak/>
-        <w:t>sub-agentes con funciones específicas y sistemas de archivos para persistir el trabajo parcialmente completado.</w:t>
+        <w:t>sub-agentes</w:t>
+      </w:r>
+      <w:proofErr w:type="spellEnd"/>
+      <w:r>
+        <w:rPr>
+          <w:color w:val="000000"/>
+        </w:rPr>
+        <w:t xml:space="preserve"> con funciones específicas y sistemas de archivos para persistir el trabajo parcialmente completado.</w:t>
       </w:r>
     </w:p>
     <w:p>
@@ -790,19 +1540,41 @@
         <w:pStyle w:val="Ttulo3"/>
       </w:pPr>
       <w:r>
-        <w:t>Sistemas multi-agente y coordinación</w:t>
-      </w:r>
-    </w:p>
-    <w:p>
-      <w:pPr>
-        <w:spacing w:line="480" w:lineRule="auto"/>
-        <w:jc w:val="both"/>
-      </w:pPr>
-      <w:r>
-        <w:rPr>
-          <w:color w:val="000000"/>
-        </w:rPr>
-        <w:t>Una pregunta central en la investigación actual es cómo hacer que múltiples agentes trabajen juntos de forma efectiva. La lógica es que, si se asignan roles distintos a agentes diferentes, la calidad del resultado conjunto puede superar lo que un solo agente generaría. Un sistema donde un agente investiga, otro redacta y otro revisa y corrige puede producir resultados significativamente mejores que un agente único intentando hacer todo al mismo tiempo (Javadex, 2026b). Sin embargo, coordinar agentes genera sus propios problemas: cómo evitar que se contradigan entre sí, cómo asegurar que comparten el contexto necesario para trabajar en coherencia, y cómo gestionar los errores cuando un agente falla en su parte del proceso.</w:t>
+        <w:t xml:space="preserve">Sistemas </w:t>
+      </w:r>
+      <w:proofErr w:type="spellStart"/>
+      <w:r>
+        <w:t>multi-agente</w:t>
+      </w:r>
+      <w:proofErr w:type="spellEnd"/>
+      <w:r>
+        <w:t xml:space="preserve"> y coordinación</w:t>
+      </w:r>
+    </w:p>
+    <w:p>
+      <w:pPr>
+        <w:spacing w:line="480" w:lineRule="auto"/>
+        <w:jc w:val="both"/>
+      </w:pPr>
+      <w:r>
+        <w:rPr>
+          <w:color w:val="000000"/>
+        </w:rPr>
+        <w:t>Una pregunta central en la investigación actual es cómo hacer que múltiples agentes trabajen juntos de forma efectiva. La lógica es que, si se asignan roles distintos a agentes diferentes, la calidad del resultado conjunto puede superar lo que un solo agente generaría. Un sistema donde un agente investiga, otro redacta y otro revisa y corrige puede producir resultados significativamente mejores que un agente único intentando hacer todo al mismo tiempo (</w:t>
+      </w:r>
+      <w:proofErr w:type="spellStart"/>
+      <w:r>
+        <w:rPr>
+          <w:color w:val="000000"/>
+        </w:rPr>
+        <w:t>Javadex</w:t>
+      </w:r>
+      <w:proofErr w:type="spellEnd"/>
+      <w:r>
+        <w:rPr>
+          <w:color w:val="000000"/>
+        </w:rPr>
+        <w:t>, 2026b). Sin embargo, coordinar agentes genera sus propios problemas: cómo evitar que se contradigan entre sí, cómo asegurar que comparten el contexto necesario para trabajar en coherencia, y cómo gestionar los errores cuando un agente falla en su parte del proceso.</w:t>
       </w:r>
     </w:p>
     <w:p>
@@ -827,7 +1599,49 @@
         <w:rPr>
           <w:color w:val="000000"/>
         </w:rPr>
-        <w:t>Por defecto, los modelos de lenguaje son sistemas sin memoria: cada conversación empieza desde cero y no hay manera de que el sistema recuerde lo que ocurrió en sesiones anteriores. Para los agentes, esto es un problema crítico porque impide que aprendan de sus errores o acumulen conocimiento sobre la organización en la que trabajan. Proyectos como Letta, anteriormente conocido como MemGPT, y diversas investigaciones activas del MIT y Stanford están explorando arquitecturas que permiten a los agentes gestionar su propia memoria de forma activa: decidir qué recordar, qué olvidar y cuándo recuperar información de sesiones anteriores para que sea relevante en la tarea actual (ITSitio, 2025).</w:t>
+        <w:t xml:space="preserve">Por defecto, los modelos de lenguaje son sistemas sin memoria: cada conversación empieza desde cero y no hay manera de que el sistema recuerde lo que ocurrió en sesiones anteriores. Para los agentes, esto es un problema crítico porque impide que aprendan de sus errores o acumulen conocimiento sobre la organización en la que trabajan. Proyectos como </w:t>
+      </w:r>
+      <w:proofErr w:type="spellStart"/>
+      <w:r>
+        <w:rPr>
+          <w:color w:val="000000"/>
+        </w:rPr>
+        <w:t>Letta</w:t>
+      </w:r>
+      <w:proofErr w:type="spellEnd"/>
+      <w:r>
+        <w:rPr>
+          <w:color w:val="000000"/>
+        </w:rPr>
+        <w:t xml:space="preserve">, anteriormente conocido como </w:t>
+      </w:r>
+      <w:proofErr w:type="spellStart"/>
+      <w:r>
+        <w:rPr>
+          <w:color w:val="000000"/>
+        </w:rPr>
+        <w:t>MemGPT</w:t>
+      </w:r>
+      <w:proofErr w:type="spellEnd"/>
+      <w:r>
+        <w:rPr>
+          <w:color w:val="000000"/>
+        </w:rPr>
+        <w:t>, y diversas investigaciones activas del MIT y Stanford están explorando arquitecturas que permiten a los agentes gestionar su propia memoria de forma activa: decidir qué recordar, qué olvidar y cuándo recuperar información de sesiones anteriores para que sea relevante en la tarea actual (</w:t>
+      </w:r>
+      <w:proofErr w:type="spellStart"/>
+      <w:r>
+        <w:rPr>
+          <w:color w:val="000000"/>
+        </w:rPr>
+        <w:t>ITSitio</w:t>
+      </w:r>
+      <w:proofErr w:type="spellEnd"/>
+      <w:r>
+        <w:rPr>
+          <w:color w:val="000000"/>
+        </w:rPr>
+        <w:t>, 2025).</w:t>
       </w:r>
     </w:p>
     <w:p>
@@ -853,7 +1667,35 @@
         <w:rPr>
           <w:color w:val="000000"/>
         </w:rPr>
-        <w:t>Este es quizás el problema académico con más urgencia práctica en el campo actual. A medida que los agentes ganan autonomía, la pregunta de si actuarán siempre conforme a los valores e intenciones del usuario se vuelve crítica. Un agente que tiene acceso a herramientas poderosas como el correo electrónico corporativo, bases de datos de clientes o sistemas de facturación, y que comete un error de juicio, puede generar consecuencias difíciles de revertir. Instituciones como Anthropic, el MIT, Stanford y Oxford están produciendo investigación activa sobre cómo supervisar, limitar y guiar a los agentes de forma que sus acciones sean siempre predecibles, auditables y reversibles (Javadex, 2026a).</w:t>
+        <w:t xml:space="preserve">Este es quizás el problema académico con más urgencia práctica en el campo actual. A medida que los agentes ganan autonomía, la pregunta de si actuarán siempre conforme a los valores e intenciones del usuario se vuelve crítica. Un agente que tiene acceso a herramientas poderosas como el correo electrónico corporativo, bases de datos de clientes o sistemas de facturación, y que comete un error de juicio, puede generar consecuencias difíciles de revertir. Instituciones como </w:t>
+      </w:r>
+      <w:proofErr w:type="spellStart"/>
+      <w:r>
+        <w:rPr>
+          <w:color w:val="000000"/>
+        </w:rPr>
+        <w:t>Anthropic</w:t>
+      </w:r>
+      <w:proofErr w:type="spellEnd"/>
+      <w:r>
+        <w:rPr>
+          <w:color w:val="000000"/>
+        </w:rPr>
+        <w:t>, el MIT, Stanford y Oxford están produciendo investigación activa sobre cómo supervisar, limitar y guiar a los agentes de forma que sus acciones sean siempre predecibles, auditables y reversibles (</w:t>
+      </w:r>
+      <w:proofErr w:type="spellStart"/>
+      <w:r>
+        <w:rPr>
+          <w:color w:val="000000"/>
+        </w:rPr>
+        <w:t>Javadex</w:t>
+      </w:r>
+      <w:proofErr w:type="spellEnd"/>
+      <w:r>
+        <w:rPr>
+          <w:color w:val="000000"/>
+        </w:rPr>
+        <w:t>, 2026a).</w:t>
       </w:r>
     </w:p>
     <w:p>
@@ -866,19 +1708,125 @@
         <w:pStyle w:val="Ttulo2"/>
       </w:pPr>
       <w:r>
-        <w:t>4.2 Métricas y benchmarks de evaluación</w:t>
-      </w:r>
-    </w:p>
-    <w:p>
-      <w:pPr>
-        <w:spacing w:line="480" w:lineRule="auto"/>
-        <w:jc w:val="both"/>
-      </w:pPr>
-      <w:r>
-        <w:rPr>
-          <w:color w:val="000000"/>
-        </w:rPr>
-        <w:t>Una señal del nivel de madurez de un campo científico es la existencia de benchmarks estandarizados que permiten comparar sistemas de forma objetiva. En el campo de los agentes, los benchmarks más citados actualmente son SWE-bench, que evalúa agentes de programación en tareas reales de resolución de errores en repositorios de código; GAIA, que mide el desempeño de agentes de propósito general en tareas que requieren razonamiento y uso de herramientas; AgentBench, un conjunto de tareas diversas para evaluar la capacidad de seguir instrucciones y planificar; y WebArena, que evalúa agentes que navegan y actúan en entornos web reales (Pillitteri, 2026). Los resultados en estos benchmarks han mejorado de forma sostenida en los últimos dieciocho meses, lo que confirma que el progreso es real y medible.</w:t>
+        <w:t xml:space="preserve">4.2 Métricas y </w:t>
+      </w:r>
+      <w:proofErr w:type="spellStart"/>
+      <w:r>
+        <w:t>benchmarks</w:t>
+      </w:r>
+      <w:proofErr w:type="spellEnd"/>
+      <w:r>
+        <w:t xml:space="preserve"> de evaluación</w:t>
+      </w:r>
+    </w:p>
+    <w:p>
+      <w:pPr>
+        <w:spacing w:line="480" w:lineRule="auto"/>
+        <w:jc w:val="both"/>
+      </w:pPr>
+      <w:r>
+        <w:rPr>
+          <w:color w:val="000000"/>
+        </w:rPr>
+        <w:t xml:space="preserve">Una señal del nivel de madurez de un campo científico es la existencia de </w:t>
+      </w:r>
+      <w:proofErr w:type="spellStart"/>
+      <w:r>
+        <w:rPr>
+          <w:color w:val="000000"/>
+        </w:rPr>
+        <w:t>benchmarks</w:t>
+      </w:r>
+      <w:proofErr w:type="spellEnd"/>
+      <w:r>
+        <w:rPr>
+          <w:color w:val="000000"/>
+        </w:rPr>
+        <w:t xml:space="preserve"> estandarizados que permiten comparar sistemas de forma objetiva. En el campo de los agentes, los </w:t>
+      </w:r>
+      <w:proofErr w:type="spellStart"/>
+      <w:r>
+        <w:rPr>
+          <w:color w:val="000000"/>
+        </w:rPr>
+        <w:t>benchmarks</w:t>
+      </w:r>
+      <w:proofErr w:type="spellEnd"/>
+      <w:r>
+        <w:rPr>
+          <w:color w:val="000000"/>
+        </w:rPr>
+        <w:t xml:space="preserve"> más citados actualmente son SWE-</w:t>
+      </w:r>
+      <w:proofErr w:type="spellStart"/>
+      <w:r>
+        <w:rPr>
+          <w:color w:val="000000"/>
+        </w:rPr>
+        <w:t>bench</w:t>
+      </w:r>
+      <w:proofErr w:type="spellEnd"/>
+      <w:r>
+        <w:rPr>
+          <w:color w:val="000000"/>
+        </w:rPr>
+        <w:t xml:space="preserve">, que evalúa agentes de programación en tareas reales de resolución de errores en repositorios de código; GAIA, que mide el desempeño de agentes de propósito general en tareas que requieren razonamiento y uso de herramientas; </w:t>
+      </w:r>
+      <w:proofErr w:type="spellStart"/>
+      <w:r>
+        <w:rPr>
+          <w:color w:val="000000"/>
+        </w:rPr>
+        <w:t>AgentBench</w:t>
+      </w:r>
+      <w:proofErr w:type="spellEnd"/>
+      <w:r>
+        <w:rPr>
+          <w:color w:val="000000"/>
+        </w:rPr>
+        <w:t xml:space="preserve">, un conjunto de tareas diversas para evaluar la capacidad de seguir instrucciones y planificar; y </w:t>
+      </w:r>
+      <w:proofErr w:type="spellStart"/>
+      <w:r>
+        <w:rPr>
+          <w:color w:val="000000"/>
+        </w:rPr>
+        <w:t>WebArena</w:t>
+      </w:r>
+      <w:proofErr w:type="spellEnd"/>
+      <w:r>
+        <w:rPr>
+          <w:color w:val="000000"/>
+        </w:rPr>
+        <w:t>, que evalúa agentes que navegan y actúan en entornos web reales (</w:t>
+      </w:r>
+      <w:proofErr w:type="spellStart"/>
+      <w:r>
+        <w:rPr>
+          <w:color w:val="000000"/>
+        </w:rPr>
+        <w:t>Pillitteri</w:t>
+      </w:r>
+      <w:proofErr w:type="spellEnd"/>
+      <w:r>
+        <w:rPr>
+          <w:color w:val="000000"/>
+        </w:rPr>
+        <w:t xml:space="preserve">, 2026). Los resultados en estos </w:t>
+      </w:r>
+      <w:proofErr w:type="spellStart"/>
+      <w:r>
+        <w:rPr>
+          <w:color w:val="000000"/>
+        </w:rPr>
+        <w:t>benchmarks</w:t>
+      </w:r>
+      <w:proofErr w:type="spellEnd"/>
+      <w:r>
+        <w:rPr>
+          <w:color w:val="000000"/>
+        </w:rPr>
+        <w:t xml:space="preserve"> han mejorado de forma sostenida en los últimos dieciocho meses, lo que confirma que el progreso es real y medible.</w:t>
       </w:r>
     </w:p>
     <w:p>
@@ -891,7 +1839,15 @@
         <w:pStyle w:val="Ttulo1"/>
       </w:pPr>
       <w:r>
-        <w:t>5. Herramientas y Frameworks Disponibles</w:t>
+        <w:t xml:space="preserve">5. Herramientas y </w:t>
+      </w:r>
+      <w:proofErr w:type="spellStart"/>
+      <w:r>
+        <w:t>Frameworks</w:t>
+      </w:r>
+      <w:proofErr w:type="spellEnd"/>
+      <w:r>
+        <w:t xml:space="preserve"> Disponibles</w:t>
       </w:r>
     </w:p>
     <w:p>
@@ -904,7 +1860,21 @@
           <w:color w:val="000000"/>
         </w:rPr>
         <w:lastRenderedPageBreak/>
-        <w:t>Uno de los aspectos más llamativos del estado actual del campo es la riqueza y accesibilidad del ecosistema de herramientas. En 2022 construir un agente de IA requería un equipo con conocimientos avanzados de aprendizaje automático y semanas de desarrollo. En 2026 hay frameworks que permiten tener un agente funcional en horas, y plataformas sin código que no requieren escribir ni una línea de programación. A continuación se presentan las más relevantes.</w:t>
+        <w:t xml:space="preserve">Uno de los aspectos más llamativos del estado actual del campo es la riqueza y accesibilidad del ecosistema de herramientas. En 2022 construir un agente de IA requería un equipo con conocimientos avanzados de aprendizaje automático y semanas de desarrollo. En 2026 hay </w:t>
+      </w:r>
+      <w:proofErr w:type="spellStart"/>
+      <w:r>
+        <w:rPr>
+          <w:color w:val="000000"/>
+        </w:rPr>
+        <w:t>frameworks</w:t>
+      </w:r>
+      <w:proofErr w:type="spellEnd"/>
+      <w:r>
+        <w:rPr>
+          <w:color w:val="000000"/>
+        </w:rPr>
+        <w:t xml:space="preserve"> que permiten tener un agente funcional en horas, y plataformas sin código que no requieren escribir ni una línea de programación. A continuación se presentan las más relevantes.</w:t>
       </w:r>
     </w:p>
     <w:p>
@@ -917,19 +1887,110 @@
         <w:pStyle w:val="Ttulo2"/>
       </w:pPr>
       <w:r>
-        <w:t>5.1 LangChain y LangGraph</w:t>
-      </w:r>
-    </w:p>
-    <w:p>
-      <w:pPr>
-        <w:spacing w:line="480" w:lineRule="auto"/>
-        <w:jc w:val="both"/>
-      </w:pPr>
-      <w:r>
-        <w:rPr>
-          <w:color w:val="000000"/>
-        </w:rPr>
-        <w:t>LangChain surgió como el primer framework de referencia para construir aplicaciones con modelos de lenguaje y sigue siendo el más utilizado a nivel mundial, con más de 98.000 estrellas en la plataforma GitHub al momento de redactar este documento (Javadex, 2026b). Su filosofía principal es la composabilidad: proporciona bloques de construcción modulares que el desarrollador puede combinar de la manera que necesite para su caso específico. Estos bloques incluyen la integración con distintos modelos de lenguaje, la gestión de memoria, los conectores a APIs externas, las cadenas de prompts y la definición de herramientas personalizadas.</w:t>
+        <w:t xml:space="preserve">5.1 </w:t>
+      </w:r>
+      <w:proofErr w:type="spellStart"/>
+      <w:r>
+        <w:t>LangChain</w:t>
+      </w:r>
+      <w:proofErr w:type="spellEnd"/>
+      <w:r>
+        <w:t xml:space="preserve"> y </w:t>
+      </w:r>
+      <w:proofErr w:type="spellStart"/>
+      <w:r>
+        <w:t>LangGraph</w:t>
+      </w:r>
+      <w:proofErr w:type="spellEnd"/>
+    </w:p>
+    <w:p>
+      <w:pPr>
+        <w:spacing w:line="480" w:lineRule="auto"/>
+        <w:jc w:val="both"/>
+      </w:pPr>
+      <w:proofErr w:type="spellStart"/>
+      <w:r>
+        <w:rPr>
+          <w:color w:val="000000"/>
+        </w:rPr>
+        <w:t>LangChain</w:t>
+      </w:r>
+      <w:proofErr w:type="spellEnd"/>
+      <w:r>
+        <w:rPr>
+          <w:color w:val="000000"/>
+        </w:rPr>
+        <w:t xml:space="preserve"> surgió como el primer </w:t>
+      </w:r>
+      <w:proofErr w:type="spellStart"/>
+      <w:r>
+        <w:rPr>
+          <w:color w:val="000000"/>
+        </w:rPr>
+        <w:t>framework</w:t>
+      </w:r>
+      <w:proofErr w:type="spellEnd"/>
+      <w:r>
+        <w:rPr>
+          <w:color w:val="000000"/>
+        </w:rPr>
+        <w:t xml:space="preserve"> de referencia para construir aplicaciones con modelos de lenguaje y sigue siendo el más utilizado a nivel mundial, con más de 98.000 estrellas en la plataforma GitHub al momento de redactar este documento (</w:t>
+      </w:r>
+      <w:proofErr w:type="spellStart"/>
+      <w:r>
+        <w:rPr>
+          <w:color w:val="000000"/>
+        </w:rPr>
+        <w:t>Javadex</w:t>
+      </w:r>
+      <w:proofErr w:type="spellEnd"/>
+      <w:r>
+        <w:rPr>
+          <w:color w:val="000000"/>
+        </w:rPr>
+        <w:t xml:space="preserve">, 2026b). Su filosofía principal es la </w:t>
+      </w:r>
+      <w:proofErr w:type="spellStart"/>
+      <w:r>
+        <w:rPr>
+          <w:color w:val="000000"/>
+        </w:rPr>
+        <w:t>composabilidad</w:t>
+      </w:r>
+      <w:proofErr w:type="spellEnd"/>
+      <w:r>
+        <w:rPr>
+          <w:color w:val="000000"/>
+        </w:rPr>
+        <w:t xml:space="preserve">: proporciona bloques de construcción modulares que el desarrollador puede combinar de la manera que necesite para su caso específico. Estos bloques incluyen la integración con distintos modelos de lenguaje, la gestión de memoria, los conectores a </w:t>
+      </w:r>
+      <w:proofErr w:type="spellStart"/>
+      <w:r>
+        <w:rPr>
+          <w:color w:val="000000"/>
+        </w:rPr>
+        <w:t>APIs</w:t>
+      </w:r>
+      <w:proofErr w:type="spellEnd"/>
+      <w:r>
+        <w:rPr>
+          <w:color w:val="000000"/>
+        </w:rPr>
+        <w:t xml:space="preserve"> externas, las cadenas de </w:t>
+      </w:r>
+      <w:proofErr w:type="spellStart"/>
+      <w:r>
+        <w:rPr>
+          <w:color w:val="000000"/>
+        </w:rPr>
+        <w:t>prompts</w:t>
+      </w:r>
+      <w:proofErr w:type="spellEnd"/>
+      <w:r>
+        <w:rPr>
+          <w:color w:val="000000"/>
+        </w:rPr>
+        <w:t xml:space="preserve"> y la definición de herramientas personalizadas.</w:t>
       </w:r>
     </w:p>
     <w:p>
@@ -947,14 +2008,98 @@
         <w:rPr>
           <w:color w:val="000000"/>
         </w:rPr>
-        <w:t xml:space="preserve">Para agentes más complejos, el equipo de LangChain desarrolló LangGraph, una extensión que permite representar el comportamiento del agente como un grafo de estados cíclico en lugar de una secuencia lineal de pasos (Javadex, 2026b). Esto significa que el agente puede retroceder, reintentar pasos que fallaron, bifurcar su ejecución hacia caminos alternativos y manejar situaciones donde la secuencia de acciones no puede determinarse de antemano. Es la opción preferida cuando se necesita control preciso sobre flujos de trabajo </w:t>
+        <w:t xml:space="preserve">Para agentes más complejos, el equipo de </w:t>
+      </w:r>
+      <w:proofErr w:type="spellStart"/>
+      <w:r>
+        <w:rPr>
+          <w:color w:val="000000"/>
+        </w:rPr>
+        <w:t>LangChain</w:t>
+      </w:r>
+      <w:proofErr w:type="spellEnd"/>
+      <w:r>
+        <w:rPr>
+          <w:color w:val="000000"/>
+        </w:rPr>
+        <w:t xml:space="preserve"> desarrolló </w:t>
+      </w:r>
+      <w:proofErr w:type="spellStart"/>
+      <w:r>
+        <w:rPr>
+          <w:color w:val="000000"/>
+        </w:rPr>
+        <w:t>LangGraph</w:t>
+      </w:r>
+      <w:proofErr w:type="spellEnd"/>
+      <w:r>
+        <w:rPr>
+          <w:color w:val="000000"/>
+        </w:rPr>
+        <w:t>, una extensión que permite representar el comportamiento del agente como un grafo de estados cíclico en lugar de una secuencia lineal de pasos (</w:t>
+      </w:r>
+      <w:proofErr w:type="spellStart"/>
+      <w:r>
+        <w:rPr>
+          <w:color w:val="000000"/>
+        </w:rPr>
+        <w:t>Javadex</w:t>
+      </w:r>
+      <w:proofErr w:type="spellEnd"/>
+      <w:r>
+        <w:rPr>
+          <w:color w:val="000000"/>
+        </w:rPr>
+        <w:t xml:space="preserve">, 2026b). Esto significa que el agente puede retroceder, reintentar pasos que fallaron, bifurcar su ejecución hacia caminos alternativos y manejar situaciones donde la secuencia de acciones no puede determinarse de antemano. Es la opción preferida cuando se necesita control preciso sobre flujos de trabajo </w:t>
       </w:r>
       <w:r>
         <w:rPr>
           <w:color w:val="000000"/>
         </w:rPr>
         <w:lastRenderedPageBreak/>
-        <w:t>complejos en entornos de producción. Junto con AutoGen de Microsoft, es uno de los dos únicos frameworks con certificaciones enterprise completas disponibles en 2026.</w:t>
+        <w:t xml:space="preserve">complejos en entornos de producción. Junto con </w:t>
+      </w:r>
+      <w:proofErr w:type="spellStart"/>
+      <w:r>
+        <w:rPr>
+          <w:color w:val="000000"/>
+        </w:rPr>
+        <w:t>AutoGen</w:t>
+      </w:r>
+      <w:proofErr w:type="spellEnd"/>
+      <w:r>
+        <w:rPr>
+          <w:color w:val="000000"/>
+        </w:rPr>
+        <w:t xml:space="preserve"> de Microsoft, es uno de los dos únicos </w:t>
+      </w:r>
+      <w:proofErr w:type="spellStart"/>
+      <w:r>
+        <w:rPr>
+          <w:color w:val="000000"/>
+        </w:rPr>
+        <w:t>frameworks</w:t>
+      </w:r>
+      <w:proofErr w:type="spellEnd"/>
+      <w:r>
+        <w:rPr>
+          <w:color w:val="000000"/>
+        </w:rPr>
+        <w:t xml:space="preserve"> con certificaciones </w:t>
+      </w:r>
+      <w:proofErr w:type="spellStart"/>
+      <w:r>
+        <w:rPr>
+          <w:color w:val="000000"/>
+        </w:rPr>
+        <w:t>enterprise</w:t>
+      </w:r>
+      <w:proofErr w:type="spellEnd"/>
+      <w:r>
+        <w:rPr>
+          <w:color w:val="000000"/>
+        </w:rPr>
+        <w:t xml:space="preserve"> completas disponibles en 2026.</w:t>
       </w:r>
     </w:p>
     <w:p>
@@ -967,19 +2112,74 @@
         <w:pStyle w:val="Ttulo2"/>
       </w:pPr>
       <w:r>
-        <w:t>5.2 CrewAI</w:t>
-      </w:r>
-    </w:p>
-    <w:p>
-      <w:pPr>
-        <w:spacing w:line="480" w:lineRule="auto"/>
-        <w:jc w:val="both"/>
-      </w:pPr>
-      <w:r>
-        <w:rPr>
-          <w:color w:val="000000"/>
-        </w:rPr>
-        <w:t>CrewAI nació con una idea central muy clara: hacer que construir sistemas multi-agente sea tan intuitivo como organizar un equipo humano. En lugar de pensar en grafos de estados o cadenas de prompts técnicos, el desarrollador define tripulaciones de agentes donde cada uno tiene un rol, una personalidad, un conjunto de herramientas disponibles y la capacidad de delegar tareas a sus compañeros de equipo (ITSitio, 2025).</w:t>
+        <w:t xml:space="preserve">5.2 </w:t>
+      </w:r>
+      <w:proofErr w:type="spellStart"/>
+      <w:r>
+        <w:t>CrewAI</w:t>
+      </w:r>
+      <w:proofErr w:type="spellEnd"/>
+    </w:p>
+    <w:p>
+      <w:pPr>
+        <w:spacing w:line="480" w:lineRule="auto"/>
+        <w:jc w:val="both"/>
+      </w:pPr>
+      <w:proofErr w:type="spellStart"/>
+      <w:r>
+        <w:rPr>
+          <w:color w:val="000000"/>
+        </w:rPr>
+        <w:t>CrewAI</w:t>
+      </w:r>
+      <w:proofErr w:type="spellEnd"/>
+      <w:r>
+        <w:rPr>
+          <w:color w:val="000000"/>
+        </w:rPr>
+        <w:t xml:space="preserve"> nació con una idea central muy clara: hacer que construir sistemas </w:t>
+      </w:r>
+      <w:proofErr w:type="spellStart"/>
+      <w:r>
+        <w:rPr>
+          <w:color w:val="000000"/>
+        </w:rPr>
+        <w:t>multi-agente</w:t>
+      </w:r>
+      <w:proofErr w:type="spellEnd"/>
+      <w:r>
+        <w:rPr>
+          <w:color w:val="000000"/>
+        </w:rPr>
+        <w:t xml:space="preserve"> sea tan intuitivo como organizar un equipo humano. En lugar de pensar en grafos de estados o cadenas de </w:t>
+      </w:r>
+      <w:proofErr w:type="spellStart"/>
+      <w:r>
+        <w:rPr>
+          <w:color w:val="000000"/>
+        </w:rPr>
+        <w:t>prompts</w:t>
+      </w:r>
+      <w:proofErr w:type="spellEnd"/>
+      <w:r>
+        <w:rPr>
+          <w:color w:val="000000"/>
+        </w:rPr>
+        <w:t xml:space="preserve"> técnicos, el desarrollador define tripulaciones de agentes donde cada uno tiene un rol, una personalidad, un conjunto de herramientas disponibles y la capacidad de delegar tareas a sus compañeros de equipo (</w:t>
+      </w:r>
+      <w:proofErr w:type="spellStart"/>
+      <w:r>
+        <w:rPr>
+          <w:color w:val="000000"/>
+        </w:rPr>
+        <w:t>ITSitio</w:t>
+      </w:r>
+      <w:proofErr w:type="spellEnd"/>
+      <w:r>
+        <w:rPr>
+          <w:color w:val="000000"/>
+        </w:rPr>
+        <w:t>, 2025).</w:t>
       </w:r>
     </w:p>
     <w:p>
@@ -997,7 +2197,35 @@
         <w:rPr>
           <w:color w:val="000000"/>
         </w:rPr>
-        <w:t>Esta abstracción de alto nivel ha resultado enormemente atractiva para los desarrolladores que se inician en el campo. CrewAI es actualmente considerado el punto de entrada más recomendable para quienes quieren construir sistemas multi-agente con Python, ya que permite tener un prototipo funcionando en menos de cincuenta líneas de código. Sus métricas de rendimiento reportan una tasa de éxito del 82% en tareas automatizadas con una latencia promedio de 1,8 segundos, cifras que se sitúan por encima del promedio del mercado. Además incluye una biblioteca de más de cuarenta herramientas integradas que cubren desde la búsqueda web hasta la conexión con bases de datos (Fast.io, 2026).</w:t>
+        <w:t xml:space="preserve">Esta abstracción de alto nivel ha resultado enormemente atractiva para los desarrolladores que se inician en el campo. </w:t>
+      </w:r>
+      <w:proofErr w:type="spellStart"/>
+      <w:r>
+        <w:rPr>
+          <w:color w:val="000000"/>
+        </w:rPr>
+        <w:t>CrewAI</w:t>
+      </w:r>
+      <w:proofErr w:type="spellEnd"/>
+      <w:r>
+        <w:rPr>
+          <w:color w:val="000000"/>
+        </w:rPr>
+        <w:t xml:space="preserve"> es actualmente considerado el punto de entrada más recomendable para quienes quieren construir sistemas </w:t>
+      </w:r>
+      <w:proofErr w:type="spellStart"/>
+      <w:r>
+        <w:rPr>
+          <w:color w:val="000000"/>
+        </w:rPr>
+        <w:t>multi-agente</w:t>
+      </w:r>
+      <w:proofErr w:type="spellEnd"/>
+      <w:r>
+        <w:rPr>
+          <w:color w:val="000000"/>
+        </w:rPr>
+        <w:t xml:space="preserve"> con Python, ya que permite tener un prototipo funcionando en menos de cincuenta líneas de código. Sus métricas de rendimiento reportan una tasa de éxito del 82% en tareas automatizadas con una latencia promedio de 1,8 segundos, cifras que se sitúan por encima del promedio del mercado. Además incluye una biblioteca de más de cuarenta herramientas integradas que cubren desde la búsqueda web hasta la conexión con bases de datos (Fast.io, 2026).</w:t>
       </w:r>
     </w:p>
     <w:p>
@@ -1010,26 +2238,140 @@
         <w:pStyle w:val="Ttulo2"/>
       </w:pPr>
       <w:r>
-        <w:t>5.3 AutoGen de Microsoft</w:t>
-      </w:r>
-    </w:p>
-    <w:p>
-      <w:pPr>
-        <w:spacing w:line="480" w:lineRule="auto"/>
-        <w:jc w:val="both"/>
-      </w:pPr>
-      <w:r>
-        <w:rPr>
-          <w:color w:val="000000"/>
-        </w:rPr>
-        <w:t xml:space="preserve">AutoGen es la apuesta de Microsoft Research en el campo de los agentes conversacionales multi-agente. Con más de 38.000 estrellas en GitHub, es el framework de esta categoría con mayor adopción en el ecosistema de código abierto (Javadex, 2026b). Su diseño está orientado </w:t>
+        <w:t xml:space="preserve">5.3 </w:t>
+      </w:r>
+      <w:proofErr w:type="spellStart"/>
+      <w:r>
+        <w:t>AutoGen</w:t>
+      </w:r>
+      <w:proofErr w:type="spellEnd"/>
+      <w:r>
+        <w:t xml:space="preserve"> de Microsoft</w:t>
+      </w:r>
+    </w:p>
+    <w:p>
+      <w:pPr>
+        <w:spacing w:line="480" w:lineRule="auto"/>
+        <w:jc w:val="both"/>
+      </w:pPr>
+      <w:proofErr w:type="spellStart"/>
+      <w:r>
+        <w:rPr>
+          <w:color w:val="000000"/>
+        </w:rPr>
+        <w:t>AutoGen</w:t>
+      </w:r>
+      <w:proofErr w:type="spellEnd"/>
+      <w:r>
+        <w:rPr>
+          <w:color w:val="000000"/>
+        </w:rPr>
+        <w:t xml:space="preserve"> es la apuesta de Microsoft </w:t>
+      </w:r>
+      <w:proofErr w:type="spellStart"/>
+      <w:r>
+        <w:rPr>
+          <w:color w:val="000000"/>
+        </w:rPr>
+        <w:t>Research</w:t>
+      </w:r>
+      <w:proofErr w:type="spellEnd"/>
+      <w:r>
+        <w:rPr>
+          <w:color w:val="000000"/>
+        </w:rPr>
+        <w:t xml:space="preserve"> en el campo de los agentes conversacionales </w:t>
+      </w:r>
+      <w:proofErr w:type="spellStart"/>
+      <w:r>
+        <w:rPr>
+          <w:color w:val="000000"/>
+        </w:rPr>
+        <w:t>multi-agente</w:t>
+      </w:r>
+      <w:proofErr w:type="spellEnd"/>
+      <w:r>
+        <w:rPr>
+          <w:color w:val="000000"/>
+        </w:rPr>
+        <w:t xml:space="preserve">. Con más de 38.000 estrellas en GitHub, es el </w:t>
+      </w:r>
+      <w:proofErr w:type="spellStart"/>
+      <w:r>
+        <w:rPr>
+          <w:color w:val="000000"/>
+        </w:rPr>
+        <w:t>framework</w:t>
+      </w:r>
+      <w:proofErr w:type="spellEnd"/>
+      <w:r>
+        <w:rPr>
+          <w:color w:val="000000"/>
+        </w:rPr>
+        <w:t xml:space="preserve"> de esta categoría con mayor adopción en el ecosistema de código abierto (</w:t>
+      </w:r>
+      <w:proofErr w:type="spellStart"/>
+      <w:r>
+        <w:rPr>
+          <w:color w:val="000000"/>
+        </w:rPr>
+        <w:t>Javadex</w:t>
+      </w:r>
+      <w:proofErr w:type="spellEnd"/>
+      <w:r>
+        <w:rPr>
+          <w:color w:val="000000"/>
+        </w:rPr>
+        <w:t xml:space="preserve">, 2026b). Su diseño está orientado </w:t>
       </w:r>
       <w:r>
         <w:rPr>
           <w:color w:val="000000"/>
         </w:rPr>
         <w:lastRenderedPageBreak/>
-        <w:t>a que múltiples agentes puedan resolver problemas complejos mediante conversaciones autónomas entre ellos, sin intervención humana constante en cada paso del proceso. Es especialmente adecuado para organizaciones con requisitos de seguridad, auditoría y cumplimiento normativo, dado que junto a LangGraph es el único framework con certificaciones enterprise completas disponibles en 2026.</w:t>
+        <w:t xml:space="preserve">a que múltiples agentes puedan resolver problemas complejos mediante conversaciones autónomas entre ellos, sin intervención humana constante en cada paso del proceso. Es especialmente adecuado para organizaciones con requisitos de seguridad, auditoría y cumplimiento normativo, dado que junto a </w:t>
+      </w:r>
+      <w:proofErr w:type="spellStart"/>
+      <w:r>
+        <w:rPr>
+          <w:color w:val="000000"/>
+        </w:rPr>
+        <w:t>LangGraph</w:t>
+      </w:r>
+      <w:proofErr w:type="spellEnd"/>
+      <w:r>
+        <w:rPr>
+          <w:color w:val="000000"/>
+        </w:rPr>
+        <w:t xml:space="preserve"> es el único </w:t>
+      </w:r>
+      <w:proofErr w:type="spellStart"/>
+      <w:r>
+        <w:rPr>
+          <w:color w:val="000000"/>
+        </w:rPr>
+        <w:t>framework</w:t>
+      </w:r>
+      <w:proofErr w:type="spellEnd"/>
+      <w:r>
+        <w:rPr>
+          <w:color w:val="000000"/>
+        </w:rPr>
+        <w:t xml:space="preserve"> con certificaciones </w:t>
+      </w:r>
+      <w:proofErr w:type="spellStart"/>
+      <w:r>
+        <w:rPr>
+          <w:color w:val="000000"/>
+        </w:rPr>
+        <w:t>enterprise</w:t>
+      </w:r>
+      <w:proofErr w:type="spellEnd"/>
+      <w:r>
+        <w:rPr>
+          <w:color w:val="000000"/>
+        </w:rPr>
+        <w:t xml:space="preserve"> completas disponibles en 2026.</w:t>
       </w:r>
     </w:p>
     <w:p>
@@ -1042,19 +2384,46 @@
         <w:pStyle w:val="Ttulo2"/>
       </w:pPr>
       <w:r>
-        <w:t>5.4 AutoGPT</w:t>
-      </w:r>
-    </w:p>
-    <w:p>
-      <w:pPr>
-        <w:spacing w:line="480" w:lineRule="auto"/>
-        <w:jc w:val="both"/>
-      </w:pPr>
-      <w:r>
-        <w:rPr>
-          <w:color w:val="000000"/>
-        </w:rPr>
-        <w:t>AutoGPT fue el proyecto que en 2023 demostró al mundo en qué podría convertirse la IA agentiva. Fue uno de los primeros en mostrar que un sistema de inteligencia artificial podía no solo responder instrucciones, sino autodefinirse objetivos, descomponerlos en subtareas y ejecutar acciones de forma continua sin supervisión humana constante (CIBERED, 2026). Aunque al principio era más una demostración técnica que un producto terminado, la comunidad lo adoptó masivamente y generó más de 400 derivados en GitHub, impulsando una enorme diversidad de variantes y aplicaciones. Hoy AutoGPT ha madurado como plataforma y sigue siendo la referencia para agentes autónomos de exploración abierta, es decir, tareas donde el camino hacia la solución no está definido de antemano y el agente debe descubrirlo por sí mismo.</w:t>
+        <w:t xml:space="preserve">5.4 </w:t>
+      </w:r>
+      <w:proofErr w:type="spellStart"/>
+      <w:r>
+        <w:t>AutoGPT</w:t>
+      </w:r>
+      <w:proofErr w:type="spellEnd"/>
+    </w:p>
+    <w:p>
+      <w:pPr>
+        <w:spacing w:line="480" w:lineRule="auto"/>
+        <w:jc w:val="both"/>
+      </w:pPr>
+      <w:proofErr w:type="spellStart"/>
+      <w:r>
+        <w:rPr>
+          <w:color w:val="000000"/>
+        </w:rPr>
+        <w:t>AutoGPT</w:t>
+      </w:r>
+      <w:proofErr w:type="spellEnd"/>
+      <w:r>
+        <w:rPr>
+          <w:color w:val="000000"/>
+        </w:rPr>
+        <w:t xml:space="preserve"> fue el proyecto que en 2023 demostró al mundo en qué podría convertirse la IA agentiva. Fue uno de los primeros en mostrar que un sistema de inteligencia artificial podía no solo responder instrucciones, sino autodefinirse objetivos, descomponerlos en subtareas y ejecutar acciones de forma continua sin supervisión humana constante (CIBERED, 2026). Aunque al principio era más una demostración técnica que un producto terminado, la comunidad lo adoptó masivamente y generó más de 400 derivados en GitHub, impulsando una enorme diversidad de variantes y aplicaciones. Hoy </w:t>
+      </w:r>
+      <w:proofErr w:type="spellStart"/>
+      <w:r>
+        <w:rPr>
+          <w:color w:val="000000"/>
+        </w:rPr>
+        <w:t>AutoGPT</w:t>
+      </w:r>
+      <w:proofErr w:type="spellEnd"/>
+      <w:r>
+        <w:rPr>
+          <w:color w:val="000000"/>
+        </w:rPr>
+        <w:t xml:space="preserve"> ha madurado como plataforma y sigue siendo la referencia para agentes autónomos de exploración abierta, es decir, tareas donde el camino hacia la solución no está definido de antemano y el agente debe descubrirlo por sí mismo.</w:t>
       </w:r>
     </w:p>
     <w:p>
@@ -1079,7 +2448,63 @@
         <w:rPr>
           <w:color w:val="000000"/>
         </w:rPr>
-        <w:t xml:space="preserve">Una de las contribuciones más significativas al ecosistema de agentes en el período 2024-2025 fue el desarrollo del Model Context Protocol, conocido como MCP, por parte de Anthropic. MCP es un estándar abierto que resuelve un problema que frenaba la adopción masiva de </w:t>
+        <w:t xml:space="preserve">Una de las contribuciones más significativas al ecosistema de agentes en el período 2024-2025 fue el desarrollo del </w:t>
+      </w:r>
+      <w:proofErr w:type="spellStart"/>
+      <w:r>
+        <w:rPr>
+          <w:color w:val="000000"/>
+        </w:rPr>
+        <w:t>Model</w:t>
+      </w:r>
+      <w:proofErr w:type="spellEnd"/>
+      <w:r>
+        <w:rPr>
+          <w:color w:val="000000"/>
+        </w:rPr>
+        <w:t xml:space="preserve"> </w:t>
+      </w:r>
+      <w:proofErr w:type="spellStart"/>
+      <w:r>
+        <w:rPr>
+          <w:color w:val="000000"/>
+        </w:rPr>
+        <w:t>Context</w:t>
+      </w:r>
+      <w:proofErr w:type="spellEnd"/>
+      <w:r>
+        <w:rPr>
+          <w:color w:val="000000"/>
+        </w:rPr>
+        <w:t xml:space="preserve"> </w:t>
+      </w:r>
+      <w:proofErr w:type="spellStart"/>
+      <w:r>
+        <w:rPr>
+          <w:color w:val="000000"/>
+        </w:rPr>
+        <w:t>Protocol</w:t>
+      </w:r>
+      <w:proofErr w:type="spellEnd"/>
+      <w:r>
+        <w:rPr>
+          <w:color w:val="000000"/>
+        </w:rPr>
+        <w:t xml:space="preserve">, conocido como MCP, por parte de </w:t>
+      </w:r>
+      <w:proofErr w:type="spellStart"/>
+      <w:r>
+        <w:rPr>
+          <w:color w:val="000000"/>
+        </w:rPr>
+        <w:t>Anthropic</w:t>
+      </w:r>
+      <w:proofErr w:type="spellEnd"/>
+      <w:r>
+        <w:rPr>
+          <w:color w:val="000000"/>
+        </w:rPr>
+        <w:t xml:space="preserve">. MCP es un estándar abierto que resuelve un problema que frenaba la adopción masiva de </w:t>
       </w:r>
       <w:r>
         <w:rPr>
@@ -1186,7 +2611,35 @@
         <w:rPr>
           <w:color w:val="000000"/>
         </w:rPr>
-        <w:t>Es el caso de uso más maduro y con métricas más documentadas actualmente. Un agente de atención al cliente puede gestionar entre el 60% y el 80% de las consultas que llegan a una organización sin intervención humana, respondiendo preguntas sobre productos, consultando el estado de pedidos, gestionando devoluciones y escalando únicamente cuando la situación lo requiere (VA360 Academy, 2026). Las empresas que han implementado este tipo de sistemas reportan reducciones de hasta el 28% en costos de soporte, y tiempos de respuesta que pasan de minutos u horas a segundos. Como punto de referencia, una empresa de comercio electrónico con 200 consultas diarias puede automatizar más de 150, lo que equivale al trabajo de dos o tres personas en atención al cliente (VA360 Academy, 2026).</w:t>
+        <w:t xml:space="preserve">Es el caso de uso más maduro y con métricas más documentadas actualmente. Un agente de atención al cliente puede gestionar entre el 60% y el 80% de las consultas que llegan a una organización sin intervención humana, respondiendo preguntas sobre productos, consultando el estado de pedidos, gestionando devoluciones y escalando únicamente cuando la situación lo requiere (VA360 </w:t>
+      </w:r>
+      <w:proofErr w:type="spellStart"/>
+      <w:r>
+        <w:rPr>
+          <w:color w:val="000000"/>
+        </w:rPr>
+        <w:t>Academy</w:t>
+      </w:r>
+      <w:proofErr w:type="spellEnd"/>
+      <w:r>
+        <w:rPr>
+          <w:color w:val="000000"/>
+        </w:rPr>
+        <w:t xml:space="preserve">, 2026). Las empresas que han implementado este tipo de sistemas reportan reducciones de hasta el 28% en costos de soporte, y tiempos de respuesta que pasan de minutos u horas a segundos. Como punto de referencia, una empresa de comercio electrónico con 200 consultas diarias puede automatizar más de 150, lo que equivale al trabajo de dos o tres personas en atención al cliente (VA360 </w:t>
+      </w:r>
+      <w:proofErr w:type="spellStart"/>
+      <w:r>
+        <w:rPr>
+          <w:color w:val="000000"/>
+        </w:rPr>
+        <w:t>Academy</w:t>
+      </w:r>
+      <w:proofErr w:type="spellEnd"/>
+      <w:r>
+        <w:rPr>
+          <w:color w:val="000000"/>
+        </w:rPr>
+        <w:t>, 2026).</w:t>
       </w:r>
     </w:p>
     <w:p>
@@ -1211,7 +2664,49 @@
         <w:rPr>
           <w:color w:val="000000"/>
         </w:rPr>
-        <w:t xml:space="preserve">Este es el caso con el retorno sobre inversión más rápido documentado, con períodos de recuperación de entre dos y cuatro meses (Javadex, 2026c). Un agente de calificación de leads puede iniciar conversaciones con visitantes de un sitio web, hacer las preguntas de cualificación del proceso comercial, registrar la información en el CRM, calcular automáticamente un puntaje de probabilidad de cierre y agendar reuniones en el calendario del vendedor asignado, todo de forma autónoma las veinticuatro horas del día. La investigación de InsideSales (2025, citada en Javadex, 2026c) confirma que responder a un prospecto en menos </w:t>
+        <w:t>Este es el caso con el retorno sobre inversión más rápido documentado, con períodos de recuperación de entre dos y cuatro meses (</w:t>
+      </w:r>
+      <w:proofErr w:type="spellStart"/>
+      <w:r>
+        <w:rPr>
+          <w:color w:val="000000"/>
+        </w:rPr>
+        <w:t>Javadex</w:t>
+      </w:r>
+      <w:proofErr w:type="spellEnd"/>
+      <w:r>
+        <w:rPr>
+          <w:color w:val="000000"/>
+        </w:rPr>
+        <w:t xml:space="preserve">, 2026c). Un agente de calificación de leads puede iniciar conversaciones con visitantes de un sitio web, hacer las preguntas de cualificación del proceso comercial, registrar la información en el CRM, calcular automáticamente un puntaje de probabilidad de cierre y agendar reuniones en el calendario del vendedor asignado, todo de forma autónoma las veinticuatro horas del día. La investigación de </w:t>
+      </w:r>
+      <w:proofErr w:type="spellStart"/>
+      <w:r>
+        <w:rPr>
+          <w:color w:val="000000"/>
+        </w:rPr>
+        <w:t>InsideSales</w:t>
+      </w:r>
+      <w:proofErr w:type="spellEnd"/>
+      <w:r>
+        <w:rPr>
+          <w:color w:val="000000"/>
+        </w:rPr>
+        <w:t xml:space="preserve"> (2025, citada en </w:t>
+      </w:r>
+      <w:proofErr w:type="spellStart"/>
+      <w:r>
+        <w:rPr>
+          <w:color w:val="000000"/>
+        </w:rPr>
+        <w:t>Javadex</w:t>
+      </w:r>
+      <w:proofErr w:type="spellEnd"/>
+      <w:r>
+        <w:rPr>
+          <w:color w:val="000000"/>
+        </w:rPr>
+        <w:t xml:space="preserve">, 2026c) confirma que responder a un prospecto en menos </w:t>
       </w:r>
       <w:r>
         <w:rPr>
@@ -1243,7 +2738,91 @@
         <w:rPr>
           <w:color w:val="000000"/>
         </w:rPr>
-        <w:t>Herramientas como Claude Code de Anthropic, Aider y GitHub Copilot representan una nueva categoría de agentes especializados en el trabajo de programación. Van más allá del autocompletado de código que ya existía: pueden leer un repositorio completo, entender el contexto de un proyecto, proponer cambios coherentes con la arquitectura existente, ejecutar pruebas automáticas y hacer commits al control de versiones con mensajes descriptivos (CIBERED, 2026). Empresas como Salesforce ya utilizan agentes de este tipo internamente para mejorar la productividad de sus equipos de ingeniería. Los desarrolladores que trabajan con estos agentes como asistentes reportan reducciones de hasta el 60% en el tiempo dedicado a la escritura inicial de código (DataCamp, 2025).</w:t>
+        <w:t xml:space="preserve">Herramientas como Claude </w:t>
+      </w:r>
+      <w:proofErr w:type="spellStart"/>
+      <w:r>
+        <w:rPr>
+          <w:color w:val="000000"/>
+        </w:rPr>
+        <w:t>Code</w:t>
+      </w:r>
+      <w:proofErr w:type="spellEnd"/>
+      <w:r>
+        <w:rPr>
+          <w:color w:val="000000"/>
+        </w:rPr>
+        <w:t xml:space="preserve"> de </w:t>
+      </w:r>
+      <w:proofErr w:type="spellStart"/>
+      <w:r>
+        <w:rPr>
+          <w:color w:val="000000"/>
+        </w:rPr>
+        <w:t>Anthropic</w:t>
+      </w:r>
+      <w:proofErr w:type="spellEnd"/>
+      <w:r>
+        <w:rPr>
+          <w:color w:val="000000"/>
+        </w:rPr>
+        <w:t xml:space="preserve">, </w:t>
+      </w:r>
+      <w:proofErr w:type="spellStart"/>
+      <w:r>
+        <w:rPr>
+          <w:color w:val="000000"/>
+        </w:rPr>
+        <w:t>Aider</w:t>
+      </w:r>
+      <w:proofErr w:type="spellEnd"/>
+      <w:r>
+        <w:rPr>
+          <w:color w:val="000000"/>
+        </w:rPr>
+        <w:t xml:space="preserve"> y GitHub </w:t>
+      </w:r>
+      <w:proofErr w:type="spellStart"/>
+      <w:r>
+        <w:rPr>
+          <w:color w:val="000000"/>
+        </w:rPr>
+        <w:t>Copilot</w:t>
+      </w:r>
+      <w:proofErr w:type="spellEnd"/>
+      <w:r>
+        <w:rPr>
+          <w:color w:val="000000"/>
+        </w:rPr>
+        <w:t xml:space="preserve"> representan una nueva categoría de agentes especializados en el trabajo de programación. Van más allá del autocompletado de código que ya existía: pueden leer un repositorio completo, entender el contexto de un proyecto, proponer cambios coherentes con la arquitectura existente, ejecutar pruebas automáticas y hacer </w:t>
+      </w:r>
+      <w:proofErr w:type="spellStart"/>
+      <w:r>
+        <w:rPr>
+          <w:color w:val="000000"/>
+        </w:rPr>
+        <w:t>commits</w:t>
+      </w:r>
+      <w:proofErr w:type="spellEnd"/>
+      <w:r>
+        <w:rPr>
+          <w:color w:val="000000"/>
+        </w:rPr>
+        <w:t xml:space="preserve"> al control de versiones con mensajes descriptivos (CIBERED, 2026). Empresas como Salesforce ya utilizan agentes de este tipo internamente para mejorar la productividad de sus equipos de ingeniería. Los desarrolladores que trabajan con estos agentes como asistentes reportan reducciones de hasta el 60% en el tiempo dedicado a la escritura inicial de código (</w:t>
+      </w:r>
+      <w:proofErr w:type="spellStart"/>
+      <w:r>
+        <w:rPr>
+          <w:color w:val="000000"/>
+        </w:rPr>
+        <w:t>DataCamp</w:t>
+      </w:r>
+      <w:proofErr w:type="spellEnd"/>
+      <w:r>
+        <w:rPr>
+          <w:color w:val="000000"/>
+        </w:rPr>
+        <w:t>, 2025).</w:t>
       </w:r>
     </w:p>
     <w:p>
@@ -1268,7 +2847,21 @@
         <w:rPr>
           <w:color w:val="000000"/>
         </w:rPr>
-        <w:t>Las empresas de consultoría y servicios profesionales que han automatizado la generación de informes, la gestión de correos y la programación de reuniones con agentes reportan un ahorro promedio de quince horas semanales por empleado en tareas de bajo valor añadido (Novantin, 2026). Esta cifra, multiplicada por el número de personas de una organización mediana, representa un impacto económico sustancial. Según datos de Deloitte recopilados en el ecosistema de empresas latinoamericanas, las startups que implementaron este enfoque reportan reducciones de hasta el 70% en tareas administrativas repetitivas (Ecosistema Startup, 2026b).</w:t>
+        <w:t>Las empresas de consultoría y servicios profesionales que han automatizado la generación de informes, la gestión de correos y la programación de reuniones con agentes reportan un ahorro promedio de quince horas semanales por empleado en tareas de bajo valor añadido (</w:t>
+      </w:r>
+      <w:proofErr w:type="spellStart"/>
+      <w:r>
+        <w:rPr>
+          <w:color w:val="000000"/>
+        </w:rPr>
+        <w:t>Novantin</w:t>
+      </w:r>
+      <w:proofErr w:type="spellEnd"/>
+      <w:r>
+        <w:rPr>
+          <w:color w:val="000000"/>
+        </w:rPr>
+        <w:t>, 2026). Esta cifra, multiplicada por el número de personas de una organización mediana, representa un impacto económico sustancial. Según datos de Deloitte recopilados en el ecosistema de empresas latinoamericanas, las startups que implementaron este enfoque reportan reducciones de hasta el 70% en tareas administrativas repetitivas (Ecosistema Startup, 2026b).</w:t>
       </w:r>
     </w:p>
     <w:p>
@@ -1293,7 +2886,35 @@
         <w:rPr>
           <w:color w:val="000000"/>
         </w:rPr>
-        <w:t>Los módulos de investigación profunda disponibles en plataformas como Claude y OpenAI son agentes que reciben una pregunta compleja, la descomponen en múltiples búsquedas específicas, leen y contrastan fuentes de distintos orígenes, identifican contradicciones o vacíos de información y generan un informe estructurado con referencias. Lo que a un analista humano le llevaría varias horas de trabajo de investigación, el agente lo puede producir en minutos (Javadex, 2026a). Este caso de uso es especialmente relevante en contextos académicos, de consultoría y de inteligencia competitiva empresarial.</w:t>
+        <w:t xml:space="preserve">Los módulos de investigación profunda disponibles en plataformas como Claude y </w:t>
+      </w:r>
+      <w:proofErr w:type="spellStart"/>
+      <w:r>
+        <w:rPr>
+          <w:color w:val="000000"/>
+        </w:rPr>
+        <w:t>OpenAI</w:t>
+      </w:r>
+      <w:proofErr w:type="spellEnd"/>
+      <w:r>
+        <w:rPr>
+          <w:color w:val="000000"/>
+        </w:rPr>
+        <w:t xml:space="preserve"> son agentes que reciben una pregunta compleja, la descomponen en múltiples búsquedas específicas, leen y contrastan fuentes de distintos orígenes, identifican contradicciones o vacíos de información y generan un informe estructurado con referencias. Lo que a un analista humano le llevaría varias horas de trabajo de investigación, el agente lo puede producir en minutos (</w:t>
+      </w:r>
+      <w:proofErr w:type="spellStart"/>
+      <w:r>
+        <w:rPr>
+          <w:color w:val="000000"/>
+        </w:rPr>
+        <w:t>Javadex</w:t>
+      </w:r>
+      <w:proofErr w:type="spellEnd"/>
+      <w:r>
+        <w:rPr>
+          <w:color w:val="000000"/>
+        </w:rPr>
+        <w:t>, 2026a). Este caso de uso es especialmente relevante en contextos académicos, de consultoría y de inteligencia competitiva empresarial.</w:t>
       </w:r>
     </w:p>
     <w:p>
@@ -1363,19 +2984,41 @@
         <w:pStyle w:val="Ttulo2"/>
       </w:pPr>
       <w:r>
-        <w:t>7.2 Sistemas multi-agente en producción</w:t>
-      </w:r>
-    </w:p>
-    <w:p>
-      <w:pPr>
-        <w:spacing w:line="480" w:lineRule="auto"/>
-        <w:jc w:val="both"/>
-      </w:pPr>
-      <w:r>
-        <w:rPr>
-          <w:color w:val="000000"/>
-        </w:rPr>
-        <w:t>La arquitectura que está ganando más impulso en implementaciones reales es la de equipos de agentes especializados que colaboran. En lugar de un agente único que intenta hacerlo todo, se diseñan sistemas donde un agente maneja la atención al cliente, otro procesa los pagos y otro genera los informes financieros, cada uno especializado y comunicándose con los demás según lo necesite el flujo de trabajo (Javadex, 2026b). Este modelo distribuido está resultando más robusto, más fácil de depurar cuando algo falla y más flexible para adaptarse a cambios en los procesos de la organización.</w:t>
+        <w:t xml:space="preserve">7.2 Sistemas </w:t>
+      </w:r>
+      <w:proofErr w:type="spellStart"/>
+      <w:r>
+        <w:t>multi-agente</w:t>
+      </w:r>
+      <w:proofErr w:type="spellEnd"/>
+      <w:r>
+        <w:t xml:space="preserve"> en producción</w:t>
+      </w:r>
+    </w:p>
+    <w:p>
+      <w:pPr>
+        <w:spacing w:line="480" w:lineRule="auto"/>
+        <w:jc w:val="both"/>
+      </w:pPr>
+      <w:r>
+        <w:rPr>
+          <w:color w:val="000000"/>
+        </w:rPr>
+        <w:t>La arquitectura que está ganando más impulso en implementaciones reales es la de equipos de agentes especializados que colaboran. En lugar de un agente único que intenta hacerlo todo, se diseñan sistemas donde un agente maneja la atención al cliente, otro procesa los pagos y otro genera los informes financieros, cada uno especializado y comunicándose con los demás según lo necesite el flujo de trabajo (</w:t>
+      </w:r>
+      <w:proofErr w:type="spellStart"/>
+      <w:r>
+        <w:rPr>
+          <w:color w:val="000000"/>
+        </w:rPr>
+        <w:t>Javadex</w:t>
+      </w:r>
+      <w:proofErr w:type="spellEnd"/>
+      <w:r>
+        <w:rPr>
+          <w:color w:val="000000"/>
+        </w:rPr>
+        <w:t>, 2026b). Este modelo distribuido está resultando más robusto, más fácil de depurar cuando algo falla y más flexible para adaptarse a cambios en los procesos de la organización.</w:t>
       </w:r>
     </w:p>
     <w:p>
@@ -1400,7 +3043,21 @@
         <w:rPr>
           <w:color w:val="000000"/>
         </w:rPr>
-        <w:t>Una de las barreras históricas para la adopción de IA en organizaciones medianas y pequeñas ha sido el costo. En 2026 la situación ha cambiado de forma significativa: los costos de implementación han bajado entre el 40% y el 50% respecto a 2024-2025, gracias a la creciente competencia en el mercado de inferencia y a herramientas sin código más maduras (Javadex, 2026b). Una implementación básica puede costar desde 500 euros, y el costo mensual de operación de un agente en producción oscila entre 200 y 2.000 euros dependiendo del volumen de uso. Esto pone la tecnología al alcance de organizaciones que antes simplemente no podían considerar este tipo de inversión.</w:t>
+        <w:t>Una de las barreras históricas para la adopción de IA en organizaciones medianas y pequeñas ha sido el costo. En 2026 la situación ha cambiado de forma significativa: los costos de implementación han bajado entre el 40% y el 50% respecto a 2024-2025, gracias a la creciente competencia en el mercado de inferencia y a herramientas sin código más maduras (</w:t>
+      </w:r>
+      <w:proofErr w:type="spellStart"/>
+      <w:r>
+        <w:rPr>
+          <w:color w:val="000000"/>
+        </w:rPr>
+        <w:t>Javadex</w:t>
+      </w:r>
+      <w:proofErr w:type="spellEnd"/>
+      <w:r>
+        <w:rPr>
+          <w:color w:val="000000"/>
+        </w:rPr>
+        <w:t>, 2026b). Una implementación básica puede costar desde 500 euros, y el costo mensual de operación de un agente en producción oscila entre 200 y 2.000 euros dependiendo del volumen de uso. Esto pone la tecnología al alcance de organizaciones que antes simplemente no podían considerar este tipo de inversión.</w:t>
       </w:r>
     </w:p>
     <w:p>
@@ -1426,7 +3083,21 @@
           <w:color w:val="000000"/>
         </w:rPr>
         <w:lastRenderedPageBreak/>
-        <w:t>El MCP de Anthropic y estándares similares están resolviendo uno de los problemas más frustrantes del ecosistema: la fragmentación. Hasta hace poco, cada agente vivía en su propio entorno y conectarlo con sistemas externos requería trabajo de integración personalizado para cada combinación. La estandarización emergente permite que agentes construidos sobre distintas plataformas compartan herramientas y datos de forma más sencilla, reduciendo el tiempo y costo de implementación en entornos empresariales con múltiples sistemas (Aprender21, 2026).</w:t>
+        <w:t xml:space="preserve">El MCP de </w:t>
+      </w:r>
+      <w:proofErr w:type="spellStart"/>
+      <w:r>
+        <w:rPr>
+          <w:color w:val="000000"/>
+        </w:rPr>
+        <w:t>Anthropic</w:t>
+      </w:r>
+      <w:proofErr w:type="spellEnd"/>
+      <w:r>
+        <w:rPr>
+          <w:color w:val="000000"/>
+        </w:rPr>
+        <w:t xml:space="preserve"> y estándares similares están resolviendo uno de los problemas más frustrantes del ecosistema: la fragmentación. Hasta hace poco, cada agente vivía en su propio entorno y conectarlo con sistemas externos requería trabajo de integración personalizado para cada combinación. La estandarización emergente permite que agentes construidos sobre distintas plataformas compartan herramientas y datos de forma más sencilla, reduciendo el tiempo y costo de implementación en entornos empresariales con múltiples sistemas (Aprender21, 2026).</w:t>
       </w:r>
     </w:p>
     <w:p>
@@ -1451,7 +3122,21 @@
         <w:rPr>
           <w:color w:val="000000"/>
         </w:rPr>
-        <w:t>Un consenso que ha emergido tanto en la industria como en la academia es que los agentes más efectivos no son los completamente autónomos ni los que requieren validación humana en cada paso. El modelo que está demostrando mejores resultados es el de autonomía selectiva: el agente opera de forma independiente en tareas rutinarias y predecibles, pero escala automáticamente a supervisión humana cuando detecta situaciones de alto riesgo, alta incertidumbre o con consecuencias difícilmente reversibles (VA360 Academy, 2026). Este balance no es solo una consideración práctica de rendimiento, sino que también está emergiendo como el estándar esperado desde el punto de vista regulatorio.</w:t>
+        <w:t xml:space="preserve">Un consenso que ha emergido tanto en la industria como en la academia es que los agentes más efectivos no son los completamente autónomos ni los que requieren validación humana en cada paso. El modelo que está demostrando mejores resultados es el de autonomía selectiva: el agente opera de forma independiente en tareas rutinarias y predecibles, pero escala automáticamente a supervisión humana cuando detecta situaciones de alto riesgo, alta incertidumbre o con consecuencias difícilmente reversibles (VA360 </w:t>
+      </w:r>
+      <w:proofErr w:type="spellStart"/>
+      <w:r>
+        <w:rPr>
+          <w:color w:val="000000"/>
+        </w:rPr>
+        <w:t>Academy</w:t>
+      </w:r>
+      <w:proofErr w:type="spellEnd"/>
+      <w:r>
+        <w:rPr>
+          <w:color w:val="000000"/>
+        </w:rPr>
+        <w:t>, 2026). Este balance no es solo una consideración práctica de rendimiento, sino que también está emergiendo como el estándar esperado desde el punto de vista regulatorio.</w:t>
       </w:r>
     </w:p>
     <w:p>
@@ -1526,7 +3211,49 @@
         <w:rPr>
           <w:color w:val="000000"/>
         </w:rPr>
-        <w:t>Relacionada con lo anterior está la alucinación, que es la tendencia de los modelos de lenguaje a generar información incorrecta de manera convincente. En un agente autónomo esto es especialmente problemático porque puede traducirse en acciones basadas en datos falsos. La integración con sistemas heredados (ERPs, bases de datos antiguas) también sigue siendo más compleja de lo que las demostraciones sugieren; según el informe State of AI 2026 de McKinsey, el 80% de los fracasos en implementación ocurren por subestimar esta dificultad (Ecosistema Startup, 2026b).</w:t>
+        <w:t>Relacionada con lo anterior está la alucinación, que es la tendencia de los modelos de lenguaje a generar información incorrecta de manera convincente. En un agente autónomo esto es especialmente problemático porque puede traducirse en acciones basadas en datos falsos. La integración con sistemas heredados (</w:t>
+      </w:r>
+      <w:proofErr w:type="spellStart"/>
+      <w:r>
+        <w:rPr>
+          <w:color w:val="000000"/>
+        </w:rPr>
+        <w:t>ERPs</w:t>
+      </w:r>
+      <w:proofErr w:type="spellEnd"/>
+      <w:r>
+        <w:rPr>
+          <w:color w:val="000000"/>
+        </w:rPr>
+        <w:t xml:space="preserve">, bases de datos antiguas) también sigue siendo más compleja de lo que las demostraciones sugieren; según el informe </w:t>
+      </w:r>
+      <w:proofErr w:type="spellStart"/>
+      <w:r>
+        <w:rPr>
+          <w:color w:val="000000"/>
+        </w:rPr>
+        <w:t>State</w:t>
+      </w:r>
+      <w:proofErr w:type="spellEnd"/>
+      <w:r>
+        <w:rPr>
+          <w:color w:val="000000"/>
+        </w:rPr>
+        <w:t xml:space="preserve"> </w:t>
+      </w:r>
+      <w:proofErr w:type="spellStart"/>
+      <w:r>
+        <w:rPr>
+          <w:color w:val="000000"/>
+        </w:rPr>
+        <w:t>of</w:t>
+      </w:r>
+      <w:proofErr w:type="spellEnd"/>
+      <w:r>
+        <w:rPr>
+          <w:color w:val="000000"/>
+        </w:rPr>
+        <w:t xml:space="preserve"> AI 2026 de McKinsey, el 80% de los fracasos en implementación ocurren por subestimar esta dificultad (Ecosistema Startup, 2026b).</w:t>
       </w:r>
     </w:p>
     <w:p>
@@ -1551,7 +3278,49 @@
         <w:rPr>
           <w:color w:val="000000"/>
         </w:rPr>
-        <w:t xml:space="preserve">Un agente que tiene acceso a sistemas empresariales críticos representa un vector de ataque nuevo y que todavía no está completamente comprendido. Técnicas como el prompt injection, que consiste en instrucciones maliciosas ocultas en contenido que el agente lee durante su ejecución, pueden hacer que el agente actúe de formas no previstas y potencialmente dañinas (Javadex, 2026a). La industria está desarrollando estándares de seguridad específicos para </w:t>
+        <w:t xml:space="preserve">Un agente que tiene acceso a sistemas empresariales críticos representa un vector de ataque nuevo y que todavía no está completamente comprendido. Técnicas como el </w:t>
+      </w:r>
+      <w:proofErr w:type="spellStart"/>
+      <w:r>
+        <w:rPr>
+          <w:color w:val="000000"/>
+        </w:rPr>
+        <w:t>prompt</w:t>
+      </w:r>
+      <w:proofErr w:type="spellEnd"/>
+      <w:r>
+        <w:rPr>
+          <w:color w:val="000000"/>
+        </w:rPr>
+        <w:t xml:space="preserve"> </w:t>
+      </w:r>
+      <w:proofErr w:type="spellStart"/>
+      <w:r>
+        <w:rPr>
+          <w:color w:val="000000"/>
+        </w:rPr>
+        <w:t>injection</w:t>
+      </w:r>
+      <w:proofErr w:type="spellEnd"/>
+      <w:r>
+        <w:rPr>
+          <w:color w:val="000000"/>
+        </w:rPr>
+        <w:t>, que consiste en instrucciones maliciosas ocultas en contenido que el agente lee durante su ejecución, pueden hacer que el agente actúe de formas no previstas y potencialmente dañinas (</w:t>
+      </w:r>
+      <w:proofErr w:type="spellStart"/>
+      <w:r>
+        <w:rPr>
+          <w:color w:val="000000"/>
+        </w:rPr>
+        <w:t>Javadex</w:t>
+      </w:r>
+      <w:proofErr w:type="spellEnd"/>
+      <w:r>
+        <w:rPr>
+          <w:color w:val="000000"/>
+        </w:rPr>
+        <w:t xml:space="preserve">, 2026a). La industria está desarrollando estándares de seguridad específicos para </w:t>
       </w:r>
       <w:r>
         <w:rPr>
@@ -1583,7 +3352,21 @@
         <w:rPr>
           <w:color w:val="000000"/>
         </w:rPr>
-        <w:t>La automatización de tareas cognitivas plantea preguntas legítimas sobre el futuro del empleo. Roles que hasta hace poco parecían inmunes a la automatización, como analistas de datos, redactores de contenido, desarrolladores junior o agentes de soporte, están siendo transformados de formas que no siempre resultan en desplazamiento total pero sí en redefinición significativa de las responsabilidades (Novantin, 2026). El debate académico y político al respecto es intenso y no tiene resolución clara. Lo que sí parece confirmarse en los datos disponibles es que las organizaciones que obtienen mejores resultados con estas tecnologías son aquellas que las usan para aumentar la capacidad de sus empleados y no simplemente para reemplazarlos.</w:t>
+        <w:t>La automatización de tareas cognitivas plantea preguntas legítimas sobre el futuro del empleo. Roles que hasta hace poco parecían inmunes a la automatización, como analistas de datos, redactores de contenido, desarrolladores junior o agentes de soporte, están siendo transformados de formas que no siempre resultan en desplazamiento total pero sí en redefinición significativa de las responsabilidades (</w:t>
+      </w:r>
+      <w:proofErr w:type="spellStart"/>
+      <w:r>
+        <w:rPr>
+          <w:color w:val="000000"/>
+        </w:rPr>
+        <w:t>Novantin</w:t>
+      </w:r>
+      <w:proofErr w:type="spellEnd"/>
+      <w:r>
+        <w:rPr>
+          <w:color w:val="000000"/>
+        </w:rPr>
+        <w:t>, 2026). El debate académico y político al respecto es intenso y no tiene resolución clara. Lo que sí parece confirmarse en los datos disponibles es que las organizaciones que obtienen mejores resultados con estas tecnologías son aquellas que las usan para aumentar la capacidad de sus empleados y no simplemente para reemplazarlos.</w:t>
       </w:r>
     </w:p>
     <w:p>
@@ -1608,7 +3391,35 @@
         <w:rPr>
           <w:color w:val="000000"/>
         </w:rPr>
-        <w:t>La Unión Europea está avanzando en la implementación del AI Act, el primer marco regulatorio integral de inteligencia artificial en el mundo, con calendarios de cumplimiento que se extienden hasta 2026 y 2027 (Javadex, 2026c). Los sistemas agentivos con capacidad de decisión autónoma en áreas de alto riesgo, como salud, justicia o infraestructura crítica, están sujetos a requisitos específicos de transparencia, auditabilidad y supervisión humana. Para cualquier práctica profesional seria en este campo, entender este marco regulatorio ya no es opcional.</w:t>
+        <w:t xml:space="preserve">La Unión Europea está avanzando en la implementación del AI </w:t>
+      </w:r>
+      <w:proofErr w:type="spellStart"/>
+      <w:r>
+        <w:rPr>
+          <w:color w:val="000000"/>
+        </w:rPr>
+        <w:t>Act</w:t>
+      </w:r>
+      <w:proofErr w:type="spellEnd"/>
+      <w:r>
+        <w:rPr>
+          <w:color w:val="000000"/>
+        </w:rPr>
+        <w:t>, el primer marco regulatorio integral de inteligencia artificial en el mundo, con calendarios de cumplimiento que se extienden hasta 2026 y 2027 (</w:t>
+      </w:r>
+      <w:proofErr w:type="spellStart"/>
+      <w:r>
+        <w:rPr>
+          <w:color w:val="000000"/>
+        </w:rPr>
+        <w:t>Javadex</w:t>
+      </w:r>
+      <w:proofErr w:type="spellEnd"/>
+      <w:r>
+        <w:rPr>
+          <w:color w:val="000000"/>
+        </w:rPr>
+        <w:t>, 2026c). Los sistemas agentivos con capacidad de decisión autónoma en áreas de alto riesgo, como salud, justicia o infraestructura crítica, están sujetos a requisitos específicos de transparencia, auditabilidad y supervisión humana. Para cualquier práctica profesional seria en este campo, entender este marco regulatorio ya no es opcional.</w:t>
       </w:r>
     </w:p>
     <w:p>
@@ -1622,22 +3433,33 @@
       </w:pPr>
       <w:r>
         <w:lastRenderedPageBreak/>
-        <w:t>9</w:t>
-      </w:r>
-      <w:r>
-        <w:t>. Conclusiones</w:t>
-      </w:r>
-    </w:p>
-    <w:p>
-      <w:pPr>
-        <w:spacing w:line="480" w:lineRule="auto"/>
-        <w:jc w:val="both"/>
-      </w:pPr>
-      <w:r>
-        <w:rPr>
-          <w:color w:val="000000"/>
-        </w:rPr>
-        <w:t>El campo de los agentes de inteligencia artificial atraviesa en 2026 una etapa de madurez incipiente pero con una velocidad de evolución sin precedentes en la historia reciente de la tecnología. La transición de los modelos de lenguaje conversacionales hacia sistemas que perciben, razonan y actúan de forma autónoma ya no es una promesa de laboratorio: es una realidad documentada con métricas de adopción, frameworks consolidados y casos de uso con retorno de inversión medible en meses, no en años.</w:t>
+        <w:t>9. Conclusiones</w:t>
+      </w:r>
+    </w:p>
+    <w:p>
+      <w:pPr>
+        <w:spacing w:line="480" w:lineRule="auto"/>
+        <w:jc w:val="both"/>
+      </w:pPr>
+      <w:r>
+        <w:rPr>
+          <w:color w:val="000000"/>
+        </w:rPr>
+        <w:t xml:space="preserve">El campo de los agentes de inteligencia artificial atraviesa en 2026 una etapa de madurez incipiente pero con una velocidad de evolución sin precedentes en la historia reciente de la tecnología. La transición de los modelos de lenguaje conversacionales hacia sistemas que perciben, razonan y actúan de forma autónoma ya no es una promesa de laboratorio: es una realidad documentada con métricas de adopción, </w:t>
+      </w:r>
+      <w:proofErr w:type="spellStart"/>
+      <w:r>
+        <w:rPr>
+          <w:color w:val="000000"/>
+        </w:rPr>
+        <w:t>frameworks</w:t>
+      </w:r>
+      <w:proofErr w:type="spellEnd"/>
+      <w:r>
+        <w:rPr>
+          <w:color w:val="000000"/>
+        </w:rPr>
+        <w:t xml:space="preserve"> consolidados y casos de uso con retorno de inversión medible en meses, no en años.</w:t>
       </w:r>
     </w:p>
     <w:p>
@@ -1750,11 +3572,33 @@
         <w:ind w:left="720" w:hanging="720"/>
         <w:jc w:val="both"/>
       </w:pPr>
-      <w:r>
-        <w:rPr>
-          <w:color w:val="000000"/>
-        </w:rPr>
-        <w:t>DataCamp. (2025, agosto). Agentes profundos de LangChain: Guía con proyecto de ejemplo. https://www.datacamp.com/tutorial/deep-agents</w:t>
+      <w:proofErr w:type="spellStart"/>
+      <w:r>
+        <w:rPr>
+          <w:color w:val="000000"/>
+        </w:rPr>
+        <w:t>DataCamp</w:t>
+      </w:r>
+      <w:proofErr w:type="spellEnd"/>
+      <w:r>
+        <w:rPr>
+          <w:color w:val="000000"/>
+        </w:rPr>
+        <w:t xml:space="preserve">. (2025, agosto). Agentes profundos de </w:t>
+      </w:r>
+      <w:proofErr w:type="spellStart"/>
+      <w:r>
+        <w:rPr>
+          <w:color w:val="000000"/>
+        </w:rPr>
+        <w:t>LangChain</w:t>
+      </w:r>
+      <w:proofErr w:type="spellEnd"/>
+      <w:r>
+        <w:rPr>
+          <w:color w:val="000000"/>
+        </w:rPr>
+        <w:t>: Guía con proyecto de ejemplo. https://www.datacamp.com/tutorial/deep-agents</w:t>
       </w:r>
     </w:p>
     <w:p>
@@ -1812,15 +3656,79 @@
           <w:color w:val="000000"/>
           <w:lang w:val="en-US"/>
         </w:rPr>
-        <w:t>Fast.io. (2026, febrero). AI agent framework comparison: LangChain vs AutoGPT vs CrewAI. https://fast.io/resources/ai-agent-framework-comparison/</w:t>
-      </w:r>
-    </w:p>
-    <w:p>
-      <w:pPr>
-        <w:spacing w:line="480" w:lineRule="auto"/>
-        <w:rPr>
+        <w:t xml:space="preserve">Fast.io. (2026, </w:t>
+      </w:r>
+      <w:proofErr w:type="spellStart"/>
+      <w:r>
+        <w:rPr>
+          <w:color w:val="000000"/>
           <w:lang w:val="en-US"/>
         </w:rPr>
+        <w:t>febrero</w:t>
+      </w:r>
+      <w:proofErr w:type="spellEnd"/>
+      <w:r>
+        <w:rPr>
+          <w:color w:val="000000"/>
+          <w:lang w:val="en-US"/>
+        </w:rPr>
+        <w:t xml:space="preserve">). AI agent framework comparison: </w:t>
+      </w:r>
+      <w:proofErr w:type="spellStart"/>
+      <w:r>
+        <w:rPr>
+          <w:color w:val="000000"/>
+          <w:lang w:val="en-US"/>
+        </w:rPr>
+        <w:t>LangChain</w:t>
+      </w:r>
+      <w:proofErr w:type="spellEnd"/>
+      <w:r>
+        <w:rPr>
+          <w:color w:val="000000"/>
+          <w:lang w:val="en-US"/>
+        </w:rPr>
+        <w:t xml:space="preserve"> vs </w:t>
+      </w:r>
+      <w:proofErr w:type="spellStart"/>
+      <w:r>
+        <w:rPr>
+          <w:color w:val="000000"/>
+          <w:lang w:val="en-US"/>
+        </w:rPr>
+        <w:t>AutoGPT</w:t>
+      </w:r>
+      <w:proofErr w:type="spellEnd"/>
+      <w:r>
+        <w:rPr>
+          <w:color w:val="000000"/>
+          <w:lang w:val="en-US"/>
+        </w:rPr>
+        <w:t xml:space="preserve"> vs </w:t>
+      </w:r>
+      <w:proofErr w:type="spellStart"/>
+      <w:r>
+        <w:rPr>
+          <w:color w:val="000000"/>
+          <w:lang w:val="en-US"/>
+        </w:rPr>
+        <w:t>CrewAI</w:t>
+      </w:r>
+      <w:proofErr w:type="spellEnd"/>
+      <w:r>
+        <w:rPr>
+          <w:color w:val="000000"/>
+          <w:lang w:val="en-US"/>
+        </w:rPr>
+        <w:t>. https://fast.io/resources/ai-agent-framework-comparison/</w:t>
+      </w:r>
+    </w:p>
+    <w:p>
+      <w:pPr>
+        <w:spacing w:line="480" w:lineRule="auto"/>
+        <w:rPr>
+          <w:lang w:val="en-US"/>
+        </w:rPr>
       </w:pPr>
     </w:p>
     <w:p>
@@ -1829,11 +3737,19 @@
         <w:ind w:left="720" w:hanging="720"/>
         <w:jc w:val="both"/>
       </w:pPr>
-      <w:r>
-        <w:rPr>
-          <w:color w:val="000000"/>
-        </w:rPr>
-        <w:t>ITSitio. (2025, agosto). Herramientas de IA para crear agentes inteligentes y automatizar tareas en 2025. https://www.itsitio.com/inteligencia-artificial/herramientas-de-ia-para-crear-agentes-inteligentes-y-automatizar-tareas-en-2025/</w:t>
+      <w:proofErr w:type="spellStart"/>
+      <w:r>
+        <w:rPr>
+          <w:color w:val="000000"/>
+        </w:rPr>
+        <w:t>ITSitio</w:t>
+      </w:r>
+      <w:proofErr w:type="spellEnd"/>
+      <w:r>
+        <w:rPr>
+          <w:color w:val="000000"/>
+        </w:rPr>
+        <w:t>. (2025, agosto). Herramientas de IA para crear agentes inteligentes y automatizar tareas en 2025. https://www.itsitio.com/inteligencia-artificial/herramientas-de-ia-para-crear-agentes-inteligentes-y-automatizar-tareas-en-2025/</w:t>
       </w:r>
     </w:p>
     <w:p>
@@ -1847,11 +3763,19 @@
         <w:ind w:left="720" w:hanging="720"/>
         <w:jc w:val="both"/>
       </w:pPr>
-      <w:r>
-        <w:rPr>
-          <w:color w:val="000000"/>
-        </w:rPr>
-        <w:t>Javadex. (2026a, febrero). Estado del arte de la inteligencia artificial en 2026: Tendencias y avances. https://www.javadex.es/blog/estado-arte-inteligencia-artificial-2026-tendencias-avances</w:t>
+      <w:proofErr w:type="spellStart"/>
+      <w:r>
+        <w:rPr>
+          <w:color w:val="000000"/>
+        </w:rPr>
+        <w:t>Javadex</w:t>
+      </w:r>
+      <w:proofErr w:type="spellEnd"/>
+      <w:r>
+        <w:rPr>
+          <w:color w:val="000000"/>
+        </w:rPr>
+        <w:t>. (2026a, febrero). Estado del arte de la inteligencia artificial en 2026: Tendencias y avances. https://www.javadex.es/blog/estado-arte-inteligencia-artificial-2026-tendencias-avances</w:t>
       </w:r>
     </w:p>
     <w:p>
@@ -1865,11 +3789,33 @@
         <w:ind w:left="720" w:hanging="720"/>
         <w:jc w:val="both"/>
       </w:pPr>
-      <w:r>
-        <w:rPr>
-          <w:color w:val="000000"/>
-        </w:rPr>
-        <w:t>Javadex. (2026b, abril). Guía completa agentes IA 2026: Frameworks, herramientas y cómo elegir. https://www.javadex.es/blog/guia-agentes-ia-frameworks-herramientas-como-elegir-2026</w:t>
+      <w:proofErr w:type="spellStart"/>
+      <w:r>
+        <w:rPr>
+          <w:color w:val="000000"/>
+        </w:rPr>
+        <w:t>Javadex</w:t>
+      </w:r>
+      <w:proofErr w:type="spellEnd"/>
+      <w:r>
+        <w:rPr>
+          <w:color w:val="000000"/>
+        </w:rPr>
+        <w:t xml:space="preserve">. (2026b, abril). Guía completa agentes IA 2026: </w:t>
+      </w:r>
+      <w:proofErr w:type="spellStart"/>
+      <w:r>
+        <w:rPr>
+          <w:color w:val="000000"/>
+        </w:rPr>
+        <w:t>Frameworks</w:t>
+      </w:r>
+      <w:proofErr w:type="spellEnd"/>
+      <w:r>
+        <w:rPr>
+          <w:color w:val="000000"/>
+        </w:rPr>
+        <w:t>, herramientas y cómo elegir. https://www.javadex.es/blog/guia-agentes-ia-frameworks-herramientas-como-elegir-2026</w:t>
       </w:r>
     </w:p>
     <w:p>
@@ -1883,11 +3829,19 @@
         <w:ind w:left="720" w:hanging="720"/>
         <w:jc w:val="both"/>
       </w:pPr>
-      <w:r>
-        <w:rPr>
-          <w:color w:val="000000"/>
-        </w:rPr>
-        <w:t>Javadex. (2026c). Casos reales de agentes IA en empresas: ROI, tiempo y coste documentado. https://www.javadex.es/blog/casos-reales-agentes-ia-empresas-espanolas-roi-tiempo-coste-2026</w:t>
+      <w:proofErr w:type="spellStart"/>
+      <w:r>
+        <w:rPr>
+          <w:color w:val="000000"/>
+        </w:rPr>
+        <w:t>Javadex</w:t>
+      </w:r>
+      <w:proofErr w:type="spellEnd"/>
+      <w:r>
+        <w:rPr>
+          <w:color w:val="000000"/>
+        </w:rPr>
+        <w:t>. (2026c). Casos reales de agentes IA en empresas: ROI, tiempo y coste documentado. https://www.javadex.es/blog/casos-reales-agentes-ia-empresas-espanolas-roi-tiempo-coste-2026</w:t>
       </w:r>
     </w:p>
     <w:p>
@@ -1901,11 +3855,19 @@
         <w:ind w:left="720" w:hanging="720"/>
         <w:jc w:val="both"/>
       </w:pPr>
-      <w:r>
-        <w:rPr>
-          <w:color w:val="000000"/>
-        </w:rPr>
-        <w:t>Novantin. (2026, marzo). Casos de uso IA empresas 2026: Resultados reales. https://novantin.com/blog/casos-de-uso-ia-empresas-2026-resultados-reales/</w:t>
+      <w:proofErr w:type="spellStart"/>
+      <w:r>
+        <w:rPr>
+          <w:color w:val="000000"/>
+        </w:rPr>
+        <w:t>Novantin</w:t>
+      </w:r>
+      <w:proofErr w:type="spellEnd"/>
+      <w:r>
+        <w:rPr>
+          <w:color w:val="000000"/>
+        </w:rPr>
+        <w:t>. (2026, marzo). Casos de uso IA empresas 2026: Resultados reales. https://novantin.com/blog/casos-de-uso-ia-empresas-2026-resultados-reales/</w:t>
       </w:r>
     </w:p>
     <w:p>
@@ -1919,12 +3881,20 @@
         <w:ind w:left="720" w:hanging="720"/>
         <w:jc w:val="both"/>
       </w:pPr>
+      <w:proofErr w:type="spellStart"/>
       <w:r>
         <w:rPr>
           <w:color w:val="000000"/>
         </w:rPr>
         <w:lastRenderedPageBreak/>
-        <w:t>Nytelweb. (2026, abril). Agentes de IA para empresas 2026. https://nytelweb.es/2026/04/30/agentes-ia-empresas-automatizacion-2026/</w:t>
+        <w:t>Nytelweb</w:t>
+      </w:r>
+      <w:proofErr w:type="spellEnd"/>
+      <w:r>
+        <w:rPr>
+          <w:color w:val="000000"/>
+        </w:rPr>
+        <w:t>. (2026, abril). Agentes de IA para empresas 2026. https://nytelweb.es/2026/04/30/agentes-ia-empresas-automatizacion-2026/</w:t>
       </w:r>
     </w:p>
     <w:p>
@@ -1946,15 +3916,31 @@
           <w:color w:val="000000"/>
           <w:lang w:val="en-US"/>
         </w:rPr>
-        <w:t>Pillitteri, P. (2026, abril). 10 open-source AI agent frameworks 2026. https://pasqualepillitteri.it/en/news/1476/10-open-source-ai-agent-frameworks-2026</w:t>
-      </w:r>
-    </w:p>
-    <w:p>
-      <w:pPr>
-        <w:spacing w:line="480" w:lineRule="auto"/>
-        <w:rPr>
+        <w:t xml:space="preserve">Pillitteri, P. (2026, </w:t>
+      </w:r>
+      <w:proofErr w:type="spellStart"/>
+      <w:r>
+        <w:rPr>
+          <w:color w:val="000000"/>
           <w:lang w:val="en-US"/>
         </w:rPr>
+        <w:t>abril</w:t>
+      </w:r>
+      <w:proofErr w:type="spellEnd"/>
+      <w:r>
+        <w:rPr>
+          <w:color w:val="000000"/>
+          <w:lang w:val="en-US"/>
+        </w:rPr>
+        <w:t>). 10 open-source AI agent frameworks 2026. https://pasqualepillitteri.it/en/news/1476/10-open-source-ai-agent-frameworks-2026</w:t>
+      </w:r>
+    </w:p>
+    <w:p>
+      <w:pPr>
+        <w:spacing w:line="480" w:lineRule="auto"/>
+        <w:rPr>
+          <w:lang w:val="en-US"/>
+        </w:rPr>
       </w:pPr>
     </w:p>
     <w:p>
@@ -1967,7 +3953,21 @@
         <w:rPr>
           <w:color w:val="000000"/>
         </w:rPr>
-        <w:t>VA360 Academy. (2026, marzo). Agentes de IA para empresas: guía práctica 2026. https://va360.academy/los-mejores-agentes-de-ia-autonomos-para-automatizar-tu-negocio-en-2025/</w:t>
+        <w:t xml:space="preserve">VA360 </w:t>
+      </w:r>
+      <w:proofErr w:type="spellStart"/>
+      <w:r>
+        <w:rPr>
+          <w:color w:val="000000"/>
+        </w:rPr>
+        <w:t>Academy</w:t>
+      </w:r>
+      <w:proofErr w:type="spellEnd"/>
+      <w:r>
+        <w:rPr>
+          <w:color w:val="000000"/>
+        </w:rPr>
+        <w:t>. (2026, marzo). Agentes de IA para empresas: guía práctica 2026. https://va360.academy/los-mejores-agentes-de-ia-autonomos-para-automatizar-tu-negocio-en-2025/</w:t>
       </w:r>
     </w:p>
     <w:sectPr>
